--- a/Reportes/Contrato de Fianza 310.docx
+++ b/Reportes/Contrato de Fianza 310.docx
@@ -831,7 +831,6 @@
               <w:t>EL REINTEGRO DE LA SUMA DE {</w:t>
             </w:r>
             <w:proofErr w:type="spellStart"/>
-            <w:proofErr w:type="gramStart"/>
             <w:r>
               <w:rPr>
                 <w:rFonts w:ascii="Arial" w:eastAsia="Times New Roman" w:hAnsi="Arial" w:cs="Arial"/>
@@ -843,7 +842,6 @@
               <w:t>custom.MonedaMonto</w:t>
             </w:r>
             <w:proofErr w:type="spellEnd"/>
-            <w:proofErr w:type="gramEnd"/>
             <w:r>
               <w:rPr>
                 <w:rFonts w:ascii="Arial" w:eastAsia="Times New Roman" w:hAnsi="Arial" w:cs="Arial"/>
@@ -1125,27 +1123,7 @@
           <w:sz w:val="15"/>
           <w:szCs w:val="15"/>
         </w:rPr>
-        <w:t xml:space="preserve">La vigencia de esta fianza corresponde al período de ejecución del contrato principal más un término de sesenta (60) días posteriores al vencimiento del mismo, </w:t>
-      </w:r>
-      <w:proofErr w:type="gramStart"/>
-      <w:r>
-        <w:rPr>
-          <w:rFonts w:ascii="Arial" w:eastAsia="Times New Roman" w:hAnsi="Arial" w:cs="Arial"/>
-          <w:color w:val="000000"/>
-          <w:sz w:val="15"/>
-          <w:szCs w:val="15"/>
-        </w:rPr>
-        <w:t>o  cuando</w:t>
-      </w:r>
-      <w:proofErr w:type="gramEnd"/>
-      <w:r>
-        <w:rPr>
-          <w:rFonts w:ascii="Arial" w:eastAsia="Times New Roman" w:hAnsi="Arial" w:cs="Arial"/>
-          <w:color w:val="000000"/>
-          <w:sz w:val="15"/>
-          <w:szCs w:val="15"/>
-        </w:rPr>
-        <w:t xml:space="preserve"> se haya efectuado el total reintegro a EL ACREEDOR de la suma anticipada, fecha o condición en que terminará toda responsabilidad de LA FIADORA para EL ACREEDOR por razón de la presente fianza.</w:t>
+        <w:t>La vigencia de esta fianza corresponde al período de ejecución del contrato principal más un término de sesenta (60) días posteriores al vencimiento del mismo, o  cuando se haya efectuado el total reintegro a EL ACREEDOR de la suma anticipada, fecha o condición en que terminará toda responsabilidad de LA FIADORA para EL ACREEDOR por razón de la presente fianza.</w:t>
       </w:r>
     </w:p>
     <w:p>
@@ -1250,27 +1228,7 @@
           <w:sz w:val="15"/>
           <w:szCs w:val="15"/>
         </w:rPr>
-        <w:t xml:space="preserve">La vigencia de esta fianza corresponde al período de ejecución del contrato principal más un término de sesenta (60) días posteriores al vencimiento del mismo, </w:t>
-      </w:r>
-      <w:proofErr w:type="gramStart"/>
-      <w:r>
-        <w:rPr>
-          <w:rFonts w:ascii="Arial" w:eastAsia="Times New Roman" w:hAnsi="Arial" w:cs="Arial"/>
-          <w:color w:val="000000"/>
-          <w:sz w:val="15"/>
-          <w:szCs w:val="15"/>
-        </w:rPr>
-        <w:t>o  cuando</w:t>
-      </w:r>
-      <w:proofErr w:type="gramEnd"/>
-      <w:r>
-        <w:rPr>
-          <w:rFonts w:ascii="Arial" w:eastAsia="Times New Roman" w:hAnsi="Arial" w:cs="Arial"/>
-          <w:color w:val="000000"/>
-          <w:sz w:val="15"/>
-          <w:szCs w:val="15"/>
-        </w:rPr>
-        <w:t xml:space="preserve"> se haya efectuado el total reintegro a EL ACREEDOR de la suma anticipada, fecha o condición en que terminará toda responsabilidad de LA FIADORA para EL ACREEDOR por razón de la presente fianza.</w:t>
+        <w:t>La vigencia de esta fianza corresponde al período de ejecución del contrato principal más un término de sesenta (60) días posteriores al vencimiento del mismo, o  cuando se haya efectuado el total reintegro a EL ACREEDOR de la suma anticipada, fecha o condición en que terminará toda responsabilidad de LA FIADORA para EL ACREEDOR por razón de la presente fianza.</w:t>
       </w:r>
     </w:p>
     <w:p>
@@ -1740,7 +1698,6 @@
         <w:t>EN FE DE LO CUAL, se suscribe este Contrato en la ciudad de Panamá, República de Panamá, {</w:t>
       </w:r>
       <w:proofErr w:type="spellStart"/>
-      <w:proofErr w:type="gramStart"/>
       <w:r>
         <w:rPr>
           <w:rFonts w:ascii="Arial" w:eastAsia="Times New Roman" w:hAnsi="Arial" w:cs="Arial"/>
@@ -1751,7 +1708,6 @@
         <w:t>custom.FechaActualTextoMin</w:t>
       </w:r>
       <w:proofErr w:type="spellEnd"/>
-      <w:proofErr w:type="gramEnd"/>
       <w:r>
         <w:rPr>
           <w:rFonts w:ascii="Arial" w:eastAsia="Times New Roman" w:hAnsi="Arial" w:cs="Arial"/>
@@ -1990,7 +1946,6 @@
               <w:t>{</w:t>
             </w:r>
             <w:proofErr w:type="spellStart"/>
-            <w:proofErr w:type="gramStart"/>
             <w:r>
               <w:rPr>
                 <w:b/>
@@ -2001,7 +1956,6 @@
               <w:t>custom.Tenedor</w:t>
             </w:r>
             <w:proofErr w:type="spellEnd"/>
-            <w:proofErr w:type="gramEnd"/>
             <w:r>
               <w:rPr>
                 <w:b/>
@@ -2097,6 +2051,241 @@
         </w:tc>
       </w:tr>
     </w:tbl>
+    <w:p>
+      <w:pPr>
+        <w:widowControl w:val="0"/>
+        <w:tabs>
+          <w:tab w:val="left" w:pos="360"/>
+          <w:tab w:val="left" w:pos="720"/>
+          <w:tab w:val="left" w:pos="1080"/>
+          <w:tab w:val="left" w:pos="1440"/>
+          <w:tab w:val="left" w:pos="1800"/>
+          <w:tab w:val="left" w:pos="2160"/>
+          <w:tab w:val="left" w:pos="2520"/>
+          <w:tab w:val="left" w:pos="2880"/>
+          <w:tab w:val="left" w:pos="3240"/>
+          <w:tab w:val="left" w:pos="3600"/>
+          <w:tab w:val="left" w:pos="3960"/>
+          <w:tab w:val="left" w:pos="4320"/>
+          <w:tab w:val="left" w:pos="4680"/>
+          <w:tab w:val="left" w:pos="5040"/>
+          <w:tab w:val="left" w:pos="5400"/>
+          <w:tab w:val="left" w:pos="5760"/>
+          <w:tab w:val="left" w:pos="6120"/>
+          <w:tab w:val="left" w:pos="6480"/>
+          <w:tab w:val="left" w:pos="6840"/>
+          <w:tab w:val="left" w:pos="7200"/>
+          <w:tab w:val="left" w:pos="7560"/>
+          <w:tab w:val="left" w:pos="7920"/>
+          <w:tab w:val="left" w:pos="8280"/>
+          <w:tab w:val="left" w:pos="8640"/>
+          <w:tab w:val="left" w:pos="9000"/>
+          <w:tab w:val="left" w:pos="9360"/>
+          <w:tab w:val="left" w:pos="9720"/>
+          <w:tab w:val="left" w:pos="10080"/>
+          <w:tab w:val="left" w:pos="10440"/>
+          <w:tab w:val="left" w:pos="10800"/>
+        </w:tabs>
+        <w:autoSpaceDE w:val="0"/>
+        <w:autoSpaceDN w:val="0"/>
+        <w:adjustRightInd w:val="0"/>
+        <w:spacing w:after="0" w:line="240" w:lineRule="auto"/>
+        <w:rPr>
+          <w:rFonts w:ascii="Arial" w:eastAsia="Times New Roman" w:hAnsi="Arial" w:cs="Arial"/>
+          <w:color w:val="000000"/>
+          <w:sz w:val="15"/>
+          <w:szCs w:val="15"/>
+        </w:rPr>
+      </w:pPr>
+    </w:p>
+    <w:p>
+      <w:pPr>
+        <w:widowControl w:val="0"/>
+        <w:tabs>
+          <w:tab w:val="left" w:pos="360"/>
+          <w:tab w:val="left" w:pos="720"/>
+          <w:tab w:val="left" w:pos="1080"/>
+          <w:tab w:val="left" w:pos="1440"/>
+          <w:tab w:val="left" w:pos="1800"/>
+          <w:tab w:val="left" w:pos="2160"/>
+          <w:tab w:val="left" w:pos="2520"/>
+          <w:tab w:val="left" w:pos="2880"/>
+          <w:tab w:val="left" w:pos="3240"/>
+          <w:tab w:val="left" w:pos="3600"/>
+          <w:tab w:val="left" w:pos="3960"/>
+          <w:tab w:val="left" w:pos="4320"/>
+          <w:tab w:val="left" w:pos="4680"/>
+          <w:tab w:val="left" w:pos="5040"/>
+          <w:tab w:val="left" w:pos="5400"/>
+          <w:tab w:val="left" w:pos="5760"/>
+          <w:tab w:val="left" w:pos="6120"/>
+          <w:tab w:val="left" w:pos="6480"/>
+          <w:tab w:val="left" w:pos="6840"/>
+          <w:tab w:val="left" w:pos="7200"/>
+          <w:tab w:val="left" w:pos="7560"/>
+          <w:tab w:val="left" w:pos="7920"/>
+          <w:tab w:val="left" w:pos="8280"/>
+          <w:tab w:val="left" w:pos="8640"/>
+          <w:tab w:val="left" w:pos="9000"/>
+          <w:tab w:val="left" w:pos="9360"/>
+          <w:tab w:val="left" w:pos="9720"/>
+          <w:tab w:val="left" w:pos="10080"/>
+          <w:tab w:val="left" w:pos="10440"/>
+          <w:tab w:val="left" w:pos="10800"/>
+        </w:tabs>
+        <w:autoSpaceDE w:val="0"/>
+        <w:autoSpaceDN w:val="0"/>
+        <w:adjustRightInd w:val="0"/>
+        <w:spacing w:after="0" w:line="240" w:lineRule="auto"/>
+        <w:rPr>
+          <w:rFonts w:ascii="Arial" w:eastAsia="Times New Roman" w:hAnsi="Arial" w:cs="Arial"/>
+          <w:color w:val="000000"/>
+          <w:sz w:val="15"/>
+          <w:szCs w:val="15"/>
+        </w:rPr>
+      </w:pPr>
+    </w:p>
+    <w:p>
+      <w:pPr>
+        <w:widowControl w:val="0"/>
+        <w:tabs>
+          <w:tab w:val="left" w:pos="360"/>
+          <w:tab w:val="left" w:pos="720"/>
+          <w:tab w:val="left" w:pos="1080"/>
+          <w:tab w:val="left" w:pos="1440"/>
+          <w:tab w:val="left" w:pos="1800"/>
+          <w:tab w:val="left" w:pos="2160"/>
+          <w:tab w:val="left" w:pos="2520"/>
+          <w:tab w:val="left" w:pos="2880"/>
+          <w:tab w:val="left" w:pos="3240"/>
+          <w:tab w:val="left" w:pos="3600"/>
+          <w:tab w:val="left" w:pos="3960"/>
+          <w:tab w:val="left" w:pos="4320"/>
+          <w:tab w:val="left" w:pos="4680"/>
+          <w:tab w:val="left" w:pos="5040"/>
+          <w:tab w:val="left" w:pos="5400"/>
+          <w:tab w:val="left" w:pos="5760"/>
+          <w:tab w:val="left" w:pos="6120"/>
+          <w:tab w:val="left" w:pos="6480"/>
+          <w:tab w:val="left" w:pos="6840"/>
+          <w:tab w:val="left" w:pos="7200"/>
+          <w:tab w:val="left" w:pos="7560"/>
+          <w:tab w:val="left" w:pos="7920"/>
+          <w:tab w:val="left" w:pos="8280"/>
+          <w:tab w:val="left" w:pos="8640"/>
+          <w:tab w:val="left" w:pos="9000"/>
+          <w:tab w:val="left" w:pos="9360"/>
+          <w:tab w:val="left" w:pos="9720"/>
+          <w:tab w:val="left" w:pos="10080"/>
+          <w:tab w:val="left" w:pos="10440"/>
+          <w:tab w:val="left" w:pos="10800"/>
+        </w:tabs>
+        <w:autoSpaceDE w:val="0"/>
+        <w:autoSpaceDN w:val="0"/>
+        <w:adjustRightInd w:val="0"/>
+        <w:spacing w:after="0" w:line="240" w:lineRule="auto"/>
+        <w:rPr>
+          <w:rFonts w:ascii="Arial" w:eastAsia="Times New Roman" w:hAnsi="Arial" w:cs="Arial"/>
+          <w:color w:val="000000"/>
+          <w:sz w:val="15"/>
+          <w:szCs w:val="15"/>
+        </w:rPr>
+      </w:pPr>
+    </w:p>
+    <w:p>
+      <w:pPr>
+        <w:widowControl w:val="0"/>
+        <w:tabs>
+          <w:tab w:val="left" w:pos="360"/>
+          <w:tab w:val="left" w:pos="720"/>
+          <w:tab w:val="left" w:pos="1080"/>
+          <w:tab w:val="left" w:pos="1440"/>
+          <w:tab w:val="left" w:pos="1800"/>
+          <w:tab w:val="left" w:pos="2160"/>
+          <w:tab w:val="left" w:pos="2520"/>
+          <w:tab w:val="left" w:pos="2880"/>
+          <w:tab w:val="left" w:pos="3240"/>
+          <w:tab w:val="left" w:pos="3600"/>
+          <w:tab w:val="left" w:pos="3960"/>
+          <w:tab w:val="left" w:pos="4320"/>
+          <w:tab w:val="left" w:pos="4680"/>
+          <w:tab w:val="left" w:pos="5040"/>
+          <w:tab w:val="left" w:pos="5400"/>
+          <w:tab w:val="left" w:pos="5760"/>
+          <w:tab w:val="left" w:pos="6120"/>
+          <w:tab w:val="left" w:pos="6480"/>
+          <w:tab w:val="left" w:pos="6840"/>
+          <w:tab w:val="left" w:pos="7200"/>
+          <w:tab w:val="left" w:pos="7560"/>
+          <w:tab w:val="left" w:pos="7920"/>
+          <w:tab w:val="left" w:pos="8280"/>
+          <w:tab w:val="left" w:pos="8640"/>
+          <w:tab w:val="left" w:pos="9000"/>
+          <w:tab w:val="left" w:pos="9360"/>
+          <w:tab w:val="left" w:pos="9720"/>
+          <w:tab w:val="left" w:pos="10080"/>
+          <w:tab w:val="left" w:pos="10440"/>
+          <w:tab w:val="left" w:pos="10800"/>
+        </w:tabs>
+        <w:autoSpaceDE w:val="0"/>
+        <w:autoSpaceDN w:val="0"/>
+        <w:adjustRightInd w:val="0"/>
+        <w:spacing w:after="0" w:line="240" w:lineRule="auto"/>
+        <w:rPr>
+          <w:rFonts w:ascii="Arial" w:eastAsia="Times New Roman" w:hAnsi="Arial" w:cs="Arial"/>
+          <w:color w:val="000000"/>
+          <w:sz w:val="15"/>
+          <w:szCs w:val="15"/>
+        </w:rPr>
+      </w:pPr>
+    </w:p>
+    <w:p>
+      <w:pPr>
+        <w:widowControl w:val="0"/>
+        <w:tabs>
+          <w:tab w:val="left" w:pos="360"/>
+          <w:tab w:val="left" w:pos="720"/>
+          <w:tab w:val="left" w:pos="1080"/>
+          <w:tab w:val="left" w:pos="1440"/>
+          <w:tab w:val="left" w:pos="1800"/>
+          <w:tab w:val="left" w:pos="2160"/>
+          <w:tab w:val="left" w:pos="2520"/>
+          <w:tab w:val="left" w:pos="2880"/>
+          <w:tab w:val="left" w:pos="3240"/>
+          <w:tab w:val="left" w:pos="3600"/>
+          <w:tab w:val="left" w:pos="3960"/>
+          <w:tab w:val="left" w:pos="4320"/>
+          <w:tab w:val="left" w:pos="4680"/>
+          <w:tab w:val="left" w:pos="5040"/>
+          <w:tab w:val="left" w:pos="5400"/>
+          <w:tab w:val="left" w:pos="5760"/>
+          <w:tab w:val="left" w:pos="6120"/>
+          <w:tab w:val="left" w:pos="6480"/>
+          <w:tab w:val="left" w:pos="6840"/>
+          <w:tab w:val="left" w:pos="7200"/>
+          <w:tab w:val="left" w:pos="7560"/>
+          <w:tab w:val="left" w:pos="7920"/>
+          <w:tab w:val="left" w:pos="8280"/>
+          <w:tab w:val="left" w:pos="8640"/>
+          <w:tab w:val="left" w:pos="9000"/>
+          <w:tab w:val="left" w:pos="9360"/>
+          <w:tab w:val="left" w:pos="9720"/>
+          <w:tab w:val="left" w:pos="10080"/>
+          <w:tab w:val="left" w:pos="10440"/>
+          <w:tab w:val="left" w:pos="10800"/>
+        </w:tabs>
+        <w:autoSpaceDE w:val="0"/>
+        <w:autoSpaceDN w:val="0"/>
+        <w:adjustRightInd w:val="0"/>
+        <w:spacing w:after="0" w:line="240" w:lineRule="auto"/>
+        <w:rPr>
+          <w:rFonts w:ascii="Arial" w:eastAsia="Times New Roman" w:hAnsi="Arial" w:cs="Arial"/>
+          <w:color w:val="000000"/>
+          <w:sz w:val="15"/>
+          <w:szCs w:val="15"/>
+        </w:rPr>
+      </w:pPr>
+    </w:p>
     <w:p>
       <w:pPr>
         <w:widowControl w:val="0"/>

--- a/Reportes/Contrato de Fianza 310.docx
+++ b/Reportes/Contrato de Fianza 310.docx
@@ -17,8 +17,8 @@
         <w:tblLook w:val="04A0" w:firstRow="1" w:lastRow="0" w:firstColumn="1" w:lastColumn="0" w:noHBand="0" w:noVBand="1"/>
       </w:tblPr>
       <w:tblGrid>
-        <w:gridCol w:w="2115"/>
-        <w:gridCol w:w="7920"/>
+        <w:gridCol w:w="2835"/>
+        <w:gridCol w:w="7200"/>
       </w:tblGrid>
       <w:tr>
         <w:trPr>
@@ -26,7 +26,7 @@
         </w:trPr>
         <w:tc>
           <w:tcPr>
-            <w:tcW w:w="2115" w:type="dxa"/>
+            <w:tcW w:w="2835" w:type="dxa"/>
           </w:tcPr>
           <w:p>
             <w:pPr>
@@ -56,13 +56,13 @@
                 <w:sz w:val="15"/>
                 <w:szCs w:val="15"/>
               </w:rPr>
-              <w:t>NÚMERO DE FIANZA:</w:t>
+              <w:t>FIADORA (LA FIADORA):</w:t>
             </w:r>
           </w:p>
         </w:tc>
         <w:tc>
           <w:tcPr>
-            <w:tcW w:w="7920" w:type="dxa"/>
+            <w:tcW w:w="7200" w:type="dxa"/>
           </w:tcPr>
           <w:p>
             <w:pPr>
@@ -111,31 +111,7 @@
                 <w:sz w:val="15"/>
                 <w:szCs w:val="15"/>
               </w:rPr>
-              <w:t>{</w:t>
-            </w:r>
-            <w:proofErr w:type="spellStart"/>
-            <w:proofErr w:type="gramStart"/>
-            <w:r>
-              <w:rPr>
-                <w:rFonts w:ascii="Arial" w:eastAsia="Times New Roman" w:hAnsi="Arial" w:cs="Arial"/>
-                <w:b/>
-                <w:color w:val="000000"/>
-                <w:sz w:val="15"/>
-                <w:szCs w:val="15"/>
-              </w:rPr>
-              <w:t>custom.NumeroFianza</w:t>
-            </w:r>
-            <w:proofErr w:type="spellEnd"/>
-            <w:proofErr w:type="gramEnd"/>
-            <w:r>
-              <w:rPr>
-                <w:rFonts w:ascii="Arial" w:eastAsia="Times New Roman" w:hAnsi="Arial" w:cs="Arial"/>
-                <w:b/>
-                <w:color w:val="000000"/>
-                <w:sz w:val="15"/>
-                <w:szCs w:val="15"/>
-              </w:rPr>
-              <w:t>}</w:t>
+              <w:t>ASEGURADORA GLOBAL, S.A.</w:t>
             </w:r>
           </w:p>
         </w:tc>
@@ -146,7 +122,7 @@
         </w:trPr>
         <w:tc>
           <w:tcPr>
-            <w:tcW w:w="2115" w:type="dxa"/>
+            <w:tcW w:w="2835" w:type="dxa"/>
           </w:tcPr>
           <w:p>
             <w:pPr>
@@ -176,13 +152,13 @@
                 <w:sz w:val="15"/>
                 <w:szCs w:val="15"/>
               </w:rPr>
-              <w:t>CONTRATO PRINCIPAL:</w:t>
+              <w:t>NÚMERO DE FIANZA:</w:t>
             </w:r>
           </w:p>
         </w:tc>
         <w:tc>
           <w:tcPr>
-            <w:tcW w:w="7920" w:type="dxa"/>
+            <w:tcW w:w="7200" w:type="dxa"/>
           </w:tcPr>
           <w:p>
             <w:pPr>
@@ -231,31 +207,7 @@
                 <w:sz w:val="15"/>
                 <w:szCs w:val="15"/>
               </w:rPr>
-              <w:t>{</w:t>
-            </w:r>
-            <w:proofErr w:type="spellStart"/>
-            <w:proofErr w:type="gramStart"/>
-            <w:r>
-              <w:rPr>
-                <w:rFonts w:ascii="Arial" w:eastAsia="Times New Roman" w:hAnsi="Arial" w:cs="Arial"/>
-                <w:b/>
-                <w:color w:val="000000"/>
-                <w:sz w:val="15"/>
-                <w:szCs w:val="15"/>
-              </w:rPr>
-              <w:t>custom.Descripcion</w:t>
-            </w:r>
-            <w:proofErr w:type="spellEnd"/>
-            <w:proofErr w:type="gramEnd"/>
-            <w:r>
-              <w:rPr>
-                <w:rFonts w:ascii="Arial" w:eastAsia="Times New Roman" w:hAnsi="Arial" w:cs="Arial"/>
-                <w:b/>
-                <w:color w:val="000000"/>
-                <w:sz w:val="15"/>
-                <w:szCs w:val="15"/>
-              </w:rPr>
-              <w:t>}</w:t>
+              <w:t>{custom.NumeroFianza}</w:t>
             </w:r>
           </w:p>
         </w:tc>
@@ -266,7 +218,7 @@
         </w:trPr>
         <w:tc>
           <w:tcPr>
-            <w:tcW w:w="2115" w:type="dxa"/>
+            <w:tcW w:w="2835" w:type="dxa"/>
           </w:tcPr>
           <w:p>
             <w:pPr>
@@ -296,13 +248,138 @@
                 <w:sz w:val="15"/>
                 <w:szCs w:val="15"/>
               </w:rPr>
-              <w:t>CONTRATISTA:</w:t>
+              <w:t>CONTRATISTA (EL CONTRATISTA):</w:t>
             </w:r>
           </w:p>
         </w:tc>
         <w:tc>
           <w:tcPr>
-            <w:tcW w:w="7920" w:type="dxa"/>
+            <w:tcW w:w="7200" w:type="dxa"/>
+          </w:tcPr>
+          <w:p>
+            <w:pPr>
+              <w:widowControl w:val="0"/>
+              <w:tabs>
+                <w:tab w:val="left" w:pos="360"/>
+                <w:tab w:val="left" w:pos="720"/>
+                <w:tab w:val="left" w:pos="1080"/>
+                <w:tab w:val="left" w:pos="1440"/>
+                <w:tab w:val="left" w:pos="1800"/>
+                <w:tab w:val="left" w:pos="2160"/>
+                <w:tab w:val="left" w:pos="2520"/>
+                <w:tab w:val="left" w:pos="2880"/>
+                <w:tab w:val="left" w:pos="3240"/>
+                <w:tab w:val="left" w:pos="3600"/>
+                <w:tab w:val="left" w:pos="3960"/>
+                <w:tab w:val="left" w:pos="4320"/>
+                <w:tab w:val="left" w:pos="4680"/>
+                <w:tab w:val="left" w:pos="5040"/>
+                <w:tab w:val="left" w:pos="5400"/>
+                <w:tab w:val="left" w:pos="5760"/>
+                <w:tab w:val="left" w:pos="6120"/>
+                <w:tab w:val="left" w:pos="6480"/>
+                <w:tab w:val="left" w:pos="6840"/>
+                <w:tab w:val="left" w:pos="7200"/>
+                <w:tab w:val="left" w:pos="7560"/>
+                <w:tab w:val="left" w:pos="7920"/>
+                <w:tab w:val="left" w:pos="8280"/>
+              </w:tabs>
+              <w:autoSpaceDE w:val="0"/>
+              <w:autoSpaceDN w:val="0"/>
+              <w:adjustRightInd w:val="0"/>
+              <w:rPr>
+                <w:rFonts w:ascii="Arial" w:eastAsia="Times New Roman" w:hAnsi="Arial" w:cs="Arial"/>
+                <w:b/>
+                <w:color w:val="000000"/>
+                <w:sz w:val="15"/>
+                <w:szCs w:val="15"/>
+              </w:rPr>
+            </w:pPr>
+            <w:r>
+              <w:rPr>
+                <w:rFonts w:ascii="Arial" w:eastAsia="Times New Roman" w:hAnsi="Arial" w:cs="Arial"/>
+                <w:b/>
+                <w:color w:val="000000"/>
+                <w:sz w:val="15"/>
+                <w:szCs w:val="15"/>
+              </w:rPr>
+              <w:t>{custom.</w:t>
+            </w:r>
+            <w:r>
+              <w:rPr>
+                <w:rFonts w:ascii="Arial" w:eastAsia="Times New Roman" w:hAnsi="Arial" w:cs="Arial"/>
+                <w:b/>
+                <w:color w:val="000000"/>
+                <w:sz w:val="15"/>
+                <w:szCs w:val="15"/>
+              </w:rPr>
+              <w:t>Tenedor</w:t>
+            </w:r>
+            <w:r>
+              <w:rPr>
+                <w:rFonts w:ascii="Arial" w:eastAsia="Times New Roman" w:hAnsi="Arial" w:cs="Arial"/>
+                <w:b/>
+                <w:color w:val="000000"/>
+                <w:sz w:val="15"/>
+                <w:szCs w:val="15"/>
+              </w:rPr>
+              <w:t>}</w:t>
+            </w:r>
+          </w:p>
+        </w:tc>
+      </w:tr>
+      <w:tr>
+        <w:trPr>
+          <w:trHeight w:val="284"/>
+        </w:trPr>
+        <w:tc>
+          <w:tcPr>
+            <w:tcW w:w="2835" w:type="dxa"/>
+          </w:tcPr>
+          <w:p>
+            <w:pPr>
+              <w:widowControl w:val="0"/>
+              <w:tabs>
+                <w:tab w:val="left" w:pos="360"/>
+                <w:tab w:val="left" w:pos="720"/>
+                <w:tab w:val="left" w:pos="1080"/>
+                <w:tab w:val="left" w:pos="1440"/>
+                <w:tab w:val="left" w:pos="1800"/>
+                <w:tab w:val="left" w:pos="2160"/>
+              </w:tabs>
+              <w:autoSpaceDE w:val="0"/>
+              <w:autoSpaceDN w:val="0"/>
+              <w:adjustRightInd w:val="0"/>
+              <w:rPr>
+                <w:rFonts w:ascii="Arial" w:eastAsia="Times New Roman" w:hAnsi="Arial" w:cs="Arial"/>
+                <w:color w:val="000000"/>
+                <w:sz w:val="15"/>
+                <w:szCs w:val="15"/>
+              </w:rPr>
+            </w:pPr>
+            <w:r>
+              <w:rPr>
+                <w:rFonts w:ascii="Arial" w:eastAsia="Times New Roman" w:hAnsi="Arial" w:cs="Arial"/>
+                <w:color w:val="000000"/>
+                <w:sz w:val="15"/>
+                <w:szCs w:val="15"/>
+              </w:rPr>
+              <w:t>CONTRATANTE (EL CONTRATANTE)</w:t>
+            </w:r>
+            <w:r>
+              <w:rPr>
+                <w:rFonts w:ascii="Arial" w:eastAsia="Times New Roman" w:hAnsi="Arial" w:cs="Arial"/>
+                <w:color w:val="000000"/>
+                <w:sz w:val="15"/>
+                <w:szCs w:val="15"/>
+              </w:rPr>
+              <w:t>:</w:t>
+            </w:r>
+          </w:p>
+        </w:tc>
+        <w:tc>
+          <w:tcPr>
+            <w:tcW w:w="7200" w:type="dxa"/>
           </w:tcPr>
           <w:p>
             <w:pPr>
@@ -352,10 +429,8 @@
                 <w:sz w:val="15"/>
                 <w:szCs w:val="15"/>
               </w:rPr>
-              <w:t>{</w:t>
+              <w:t>{custom.</w:t>
             </w:r>
-            <w:proofErr w:type="spellStart"/>
-            <w:proofErr w:type="gramStart"/>
             <w:r>
               <w:rPr>
                 <w:rFonts w:ascii="Arial" w:eastAsia="Times New Roman" w:hAnsi="Arial" w:cs="Arial"/>
@@ -364,10 +439,8 @@
                 <w:sz w:val="15"/>
                 <w:szCs w:val="15"/>
               </w:rPr>
-              <w:t>custom.Tenedor</w:t>
+              <w:t>AFavor</w:t>
             </w:r>
-            <w:proofErr w:type="spellEnd"/>
-            <w:proofErr w:type="gramEnd"/>
             <w:r>
               <w:rPr>
                 <w:rFonts w:ascii="Arial" w:eastAsia="Times New Roman" w:hAnsi="Arial" w:cs="Arial"/>
@@ -387,7 +460,7 @@
         </w:trPr>
         <w:tc>
           <w:tcPr>
-            <w:tcW w:w="2115" w:type="dxa"/>
+            <w:tcW w:w="2835" w:type="dxa"/>
           </w:tcPr>
           <w:p>
             <w:pPr>
@@ -404,8 +477,7 @@
               <w:autoSpaceDN w:val="0"/>
               <w:adjustRightInd w:val="0"/>
               <w:rPr>
-                <w:rFonts w:ascii="Arial" w:eastAsia="Times New Roman" w:hAnsi="Arial" w:cs="Arial"/>
-                <w:color w:val="000000"/>
+                <w:rFonts w:ascii="Arial" w:hAnsi="Arial" w:cs="Arial"/>
                 <w:sz w:val="15"/>
                 <w:szCs w:val="15"/>
               </w:rPr>
@@ -417,13 +489,202 @@
                 <w:sz w:val="15"/>
                 <w:szCs w:val="15"/>
               </w:rPr>
-              <w:t>ACREEDOR:</w:t>
+              <w:t>SUMA ANTICIPADA:</w:t>
             </w:r>
           </w:p>
         </w:tc>
         <w:tc>
           <w:tcPr>
-            <w:tcW w:w="7920" w:type="dxa"/>
+            <w:tcW w:w="7200" w:type="dxa"/>
+          </w:tcPr>
+          <w:p>
+            <w:pPr>
+              <w:widowControl w:val="0"/>
+              <w:tabs>
+                <w:tab w:val="left" w:pos="360"/>
+                <w:tab w:val="left" w:pos="720"/>
+                <w:tab w:val="left" w:pos="1080"/>
+                <w:tab w:val="left" w:pos="1440"/>
+                <w:tab w:val="left" w:pos="1800"/>
+                <w:tab w:val="left" w:pos="2160"/>
+                <w:tab w:val="left" w:pos="2520"/>
+                <w:tab w:val="left" w:pos="2880"/>
+                <w:tab w:val="left" w:pos="3240"/>
+                <w:tab w:val="left" w:pos="3600"/>
+                <w:tab w:val="left" w:pos="3960"/>
+                <w:tab w:val="left" w:pos="4320"/>
+                <w:tab w:val="left" w:pos="4680"/>
+                <w:tab w:val="left" w:pos="5040"/>
+                <w:tab w:val="left" w:pos="5400"/>
+                <w:tab w:val="left" w:pos="5760"/>
+                <w:tab w:val="left" w:pos="6120"/>
+                <w:tab w:val="left" w:pos="6480"/>
+                <w:tab w:val="left" w:pos="6840"/>
+                <w:tab w:val="left" w:pos="7200"/>
+                <w:tab w:val="left" w:pos="7560"/>
+                <w:tab w:val="left" w:pos="7920"/>
+              </w:tabs>
+              <w:autoSpaceDE w:val="0"/>
+              <w:autoSpaceDN w:val="0"/>
+              <w:adjustRightInd w:val="0"/>
+              <w:jc w:val="both"/>
+              <w:rPr>
+                <w:sz w:val="15"/>
+                <w:szCs w:val="15"/>
+              </w:rPr>
+            </w:pPr>
+            <w:r>
+              <w:rPr>
+                <w:rFonts w:ascii="Arial" w:eastAsia="Times New Roman" w:hAnsi="Arial" w:cs="Arial"/>
+                <w:b/>
+                <w:color w:val="000000"/>
+                <w:sz w:val="15"/>
+                <w:szCs w:val="15"/>
+              </w:rPr>
+              <w:t>{custom.MonedaMonto} ({custom.SumaLetras})</w:t>
+            </w:r>
+          </w:p>
+        </w:tc>
+      </w:tr>
+      <w:tr>
+        <w:trPr>
+          <w:trHeight w:val="284"/>
+        </w:trPr>
+        <w:tc>
+          <w:tcPr>
+            <w:tcW w:w="2835" w:type="dxa"/>
+          </w:tcPr>
+          <w:p>
+            <w:pPr>
+              <w:widowControl w:val="0"/>
+              <w:tabs>
+                <w:tab w:val="left" w:pos="360"/>
+                <w:tab w:val="left" w:pos="720"/>
+                <w:tab w:val="left" w:pos="1080"/>
+                <w:tab w:val="left" w:pos="1440"/>
+                <w:tab w:val="left" w:pos="1800"/>
+                <w:tab w:val="left" w:pos="2160"/>
+              </w:tabs>
+              <w:autoSpaceDE w:val="0"/>
+              <w:autoSpaceDN w:val="0"/>
+              <w:adjustRightInd w:val="0"/>
+              <w:rPr>
+                <w:rFonts w:ascii="Arial" w:eastAsia="Times New Roman" w:hAnsi="Arial" w:cs="Arial"/>
+                <w:color w:val="000000"/>
+                <w:sz w:val="15"/>
+                <w:szCs w:val="15"/>
+              </w:rPr>
+            </w:pPr>
+            <w:r>
+              <w:rPr>
+                <w:rFonts w:ascii="Arial" w:eastAsia="Times New Roman" w:hAnsi="Arial" w:cs="Arial"/>
+                <w:color w:val="000000"/>
+                <w:sz w:val="15"/>
+                <w:szCs w:val="15"/>
+              </w:rPr>
+              <w:t>CONTRATO (EL CONTRATO):</w:t>
+            </w:r>
+          </w:p>
+        </w:tc>
+        <w:tc>
+          <w:tcPr>
+            <w:tcW w:w="7200" w:type="dxa"/>
+          </w:tcPr>
+          <w:p>
+            <w:pPr>
+              <w:widowControl w:val="0"/>
+              <w:tabs>
+                <w:tab w:val="left" w:pos="360"/>
+                <w:tab w:val="left" w:pos="720"/>
+                <w:tab w:val="left" w:pos="1080"/>
+                <w:tab w:val="left" w:pos="1440"/>
+                <w:tab w:val="left" w:pos="1800"/>
+                <w:tab w:val="left" w:pos="2160"/>
+                <w:tab w:val="left" w:pos="2520"/>
+                <w:tab w:val="left" w:pos="2880"/>
+                <w:tab w:val="left" w:pos="3240"/>
+                <w:tab w:val="left" w:pos="3600"/>
+                <w:tab w:val="left" w:pos="3960"/>
+                <w:tab w:val="left" w:pos="4320"/>
+                <w:tab w:val="left" w:pos="4680"/>
+                <w:tab w:val="left" w:pos="5040"/>
+                <w:tab w:val="left" w:pos="5400"/>
+                <w:tab w:val="left" w:pos="5760"/>
+                <w:tab w:val="left" w:pos="6120"/>
+                <w:tab w:val="left" w:pos="6480"/>
+                <w:tab w:val="left" w:pos="6840"/>
+                <w:tab w:val="left" w:pos="7200"/>
+                <w:tab w:val="left" w:pos="7560"/>
+                <w:tab w:val="left" w:pos="7920"/>
+              </w:tabs>
+              <w:autoSpaceDE w:val="0"/>
+              <w:autoSpaceDN w:val="0"/>
+              <w:adjustRightInd w:val="0"/>
+              <w:jc w:val="both"/>
+              <w:rPr>
+                <w:rFonts w:ascii="Arial" w:eastAsia="Times New Roman" w:hAnsi="Arial" w:cs="Arial"/>
+                <w:b/>
+                <w:color w:val="000000"/>
+                <w:sz w:val="15"/>
+                <w:szCs w:val="15"/>
+              </w:rPr>
+            </w:pPr>
+            <w:r>
+              <w:rPr>
+                <w:rFonts w:ascii="Arial" w:eastAsia="Times New Roman" w:hAnsi="Arial" w:cs="Arial"/>
+                <w:b/>
+                <w:color w:val="000000"/>
+                <w:sz w:val="15"/>
+                <w:szCs w:val="15"/>
+              </w:rPr>
+              <w:t>{custom.Descripcion}</w:t>
+            </w:r>
+          </w:p>
+        </w:tc>
+      </w:tr>
+      <w:tr>
+        <w:trPr>
+          <w:trHeight w:val="284"/>
+        </w:trPr>
+        <w:tc>
+          <w:tcPr>
+            <w:tcW w:w="2835" w:type="dxa"/>
+          </w:tcPr>
+          <w:p>
+            <w:pPr>
+              <w:widowControl w:val="0"/>
+              <w:tabs>
+                <w:tab w:val="left" w:pos="360"/>
+                <w:tab w:val="left" w:pos="720"/>
+                <w:tab w:val="left" w:pos="1080"/>
+                <w:tab w:val="left" w:pos="1440"/>
+                <w:tab w:val="left" w:pos="1800"/>
+                <w:tab w:val="left" w:pos="2160"/>
+              </w:tabs>
+              <w:autoSpaceDE w:val="0"/>
+              <w:autoSpaceDN w:val="0"/>
+              <w:adjustRightInd w:val="0"/>
+              <w:rPr>
+                <w:rFonts w:ascii="Arial" w:eastAsia="Times New Roman" w:hAnsi="Arial" w:cs="Arial"/>
+                <w:color w:val="000000"/>
+                <w:sz w:val="15"/>
+                <w:szCs w:val="15"/>
+              </w:rPr>
+            </w:pPr>
+            <w:r>
+              <w:rPr>
+                <w:rFonts w:ascii="Arial" w:eastAsia="Times New Roman" w:hAnsi="Arial" w:cs="Arial"/>
+                <w:color w:val="000000"/>
+                <w:sz w:val="15"/>
+                <w:szCs w:val="15"/>
+              </w:rPr>
+              <w:t>FECHA DE INICIO:</w:t>
+            </w:r>
+          </w:p>
+        </w:tc>
+        <w:tc>
+          <w:tcPr>
+            <w:tcW w:w="7200" w:type="dxa"/>
           </w:tcPr>
           <w:p>
             <w:pPr>
@@ -473,31 +734,7 @@
                 <w:sz w:val="15"/>
                 <w:szCs w:val="15"/>
               </w:rPr>
-              <w:t>{</w:t>
-            </w:r>
-            <w:proofErr w:type="spellStart"/>
-            <w:proofErr w:type="gramStart"/>
-            <w:r>
-              <w:rPr>
-                <w:rFonts w:ascii="Arial" w:eastAsia="Times New Roman" w:hAnsi="Arial" w:cs="Arial"/>
-                <w:b/>
-                <w:color w:val="000000"/>
-                <w:sz w:val="15"/>
-                <w:szCs w:val="15"/>
-              </w:rPr>
-              <w:t>custom.AFavor</w:t>
-            </w:r>
-            <w:proofErr w:type="spellEnd"/>
-            <w:proofErr w:type="gramEnd"/>
-            <w:r>
-              <w:rPr>
-                <w:rFonts w:ascii="Arial" w:eastAsia="Times New Roman" w:hAnsi="Arial" w:cs="Arial"/>
-                <w:b/>
-                <w:color w:val="000000"/>
-                <w:sz w:val="15"/>
-                <w:szCs w:val="15"/>
-              </w:rPr>
-              <w:t>}</w:t>
+              <w:t>{custom.DesdeTexto}</w:t>
             </w:r>
           </w:p>
         </w:tc>
@@ -508,7 +745,7 @@
         </w:trPr>
         <w:tc>
           <w:tcPr>
-            <w:tcW w:w="2115" w:type="dxa"/>
+            <w:tcW w:w="2835" w:type="dxa"/>
           </w:tcPr>
           <w:p>
             <w:pPr>
@@ -538,13 +775,13 @@
                 <w:sz w:val="15"/>
                 <w:szCs w:val="15"/>
               </w:rPr>
-              <w:t>VENCIMIENTO:</w:t>
+              <w:t>FECHA DE VENCIMIENTO:</w:t>
             </w:r>
           </w:p>
         </w:tc>
         <w:tc>
           <w:tcPr>
-            <w:tcW w:w="7920" w:type="dxa"/>
+            <w:tcW w:w="7200" w:type="dxa"/>
           </w:tcPr>
           <w:p>
             <w:pPr>
@@ -579,6 +816,9 @@
               <w:adjustRightInd w:val="0"/>
               <w:jc w:val="both"/>
               <w:rPr>
+                <w:rFonts w:ascii="Arial" w:eastAsia="Times New Roman" w:hAnsi="Arial" w:cs="Arial"/>
+                <w:b/>
+                <w:color w:val="000000"/>
                 <w:sz w:val="15"/>
                 <w:szCs w:val="15"/>
               </w:rPr>
@@ -591,10 +831,8 @@
                 <w:sz w:val="15"/>
                 <w:szCs w:val="15"/>
               </w:rPr>
-              <w:t>{</w:t>
+              <w:t>{custom.</w:t>
             </w:r>
-            <w:proofErr w:type="spellStart"/>
-            <w:proofErr w:type="gramStart"/>
             <w:r>
               <w:rPr>
                 <w:rFonts w:ascii="Arial" w:eastAsia="Times New Roman" w:hAnsi="Arial" w:cs="Arial"/>
@@ -603,10 +841,8 @@
                 <w:sz w:val="15"/>
                 <w:szCs w:val="15"/>
               </w:rPr>
-              <w:t>custom.HastaTexto</w:t>
+              <w:t>HastaTexto</w:t>
             </w:r>
-            <w:proofErr w:type="spellEnd"/>
-            <w:proofErr w:type="gramEnd"/>
             <w:r>
               <w:rPr>
                 <w:rFonts w:ascii="Arial" w:eastAsia="Times New Roman" w:hAnsi="Arial" w:cs="Arial"/>
@@ -616,241 +852,6 @@
                 <w:szCs w:val="15"/>
               </w:rPr>
               <w:t>}</w:t>
-            </w:r>
-          </w:p>
-        </w:tc>
-      </w:tr>
-      <w:tr>
-        <w:trPr>
-          <w:trHeight w:val="284"/>
-        </w:trPr>
-        <w:tc>
-          <w:tcPr>
-            <w:tcW w:w="2115" w:type="dxa"/>
-          </w:tcPr>
-          <w:p>
-            <w:pPr>
-              <w:widowControl w:val="0"/>
-              <w:tabs>
-                <w:tab w:val="left" w:pos="360"/>
-                <w:tab w:val="left" w:pos="720"/>
-                <w:tab w:val="left" w:pos="1080"/>
-                <w:tab w:val="left" w:pos="1440"/>
-                <w:tab w:val="left" w:pos="1800"/>
-                <w:tab w:val="left" w:pos="2160"/>
-              </w:tabs>
-              <w:autoSpaceDE w:val="0"/>
-              <w:autoSpaceDN w:val="0"/>
-              <w:adjustRightInd w:val="0"/>
-              <w:rPr>
-                <w:rFonts w:ascii="Arial" w:hAnsi="Arial" w:cs="Arial"/>
-                <w:sz w:val="15"/>
-                <w:szCs w:val="15"/>
-              </w:rPr>
-            </w:pPr>
-            <w:r>
-              <w:rPr>
-                <w:rFonts w:ascii="Arial" w:eastAsia="Times New Roman" w:hAnsi="Arial" w:cs="Arial"/>
-                <w:color w:val="000000"/>
-                <w:sz w:val="15"/>
-                <w:szCs w:val="15"/>
-              </w:rPr>
-              <w:t>SUMA ANTICIPADA:</w:t>
-            </w:r>
-          </w:p>
-        </w:tc>
-        <w:tc>
-          <w:tcPr>
-            <w:tcW w:w="7920" w:type="dxa"/>
-          </w:tcPr>
-          <w:p>
-            <w:pPr>
-              <w:widowControl w:val="0"/>
-              <w:tabs>
-                <w:tab w:val="left" w:pos="360"/>
-                <w:tab w:val="left" w:pos="720"/>
-                <w:tab w:val="left" w:pos="1080"/>
-                <w:tab w:val="left" w:pos="1440"/>
-                <w:tab w:val="left" w:pos="1800"/>
-                <w:tab w:val="left" w:pos="2160"/>
-                <w:tab w:val="left" w:pos="2520"/>
-                <w:tab w:val="left" w:pos="2880"/>
-                <w:tab w:val="left" w:pos="3240"/>
-                <w:tab w:val="left" w:pos="3600"/>
-                <w:tab w:val="left" w:pos="3960"/>
-                <w:tab w:val="left" w:pos="4320"/>
-                <w:tab w:val="left" w:pos="4680"/>
-                <w:tab w:val="left" w:pos="5040"/>
-                <w:tab w:val="left" w:pos="5400"/>
-                <w:tab w:val="left" w:pos="5760"/>
-                <w:tab w:val="left" w:pos="6120"/>
-                <w:tab w:val="left" w:pos="6480"/>
-                <w:tab w:val="left" w:pos="6840"/>
-                <w:tab w:val="left" w:pos="7200"/>
-                <w:tab w:val="left" w:pos="7560"/>
-                <w:tab w:val="left" w:pos="7920"/>
-              </w:tabs>
-              <w:autoSpaceDE w:val="0"/>
-              <w:autoSpaceDN w:val="0"/>
-              <w:adjustRightInd w:val="0"/>
-              <w:jc w:val="both"/>
-              <w:rPr>
-                <w:sz w:val="15"/>
-                <w:szCs w:val="15"/>
-              </w:rPr>
-            </w:pPr>
-            <w:r>
-              <w:rPr>
-                <w:rFonts w:ascii="Arial" w:eastAsia="Times New Roman" w:hAnsi="Arial" w:cs="Arial"/>
-                <w:b/>
-                <w:color w:val="000000"/>
-                <w:sz w:val="15"/>
-                <w:szCs w:val="15"/>
-              </w:rPr>
-              <w:t>{</w:t>
-            </w:r>
-            <w:proofErr w:type="spellStart"/>
-            <w:proofErr w:type="gramStart"/>
-            <w:r>
-              <w:rPr>
-                <w:rFonts w:ascii="Arial" w:eastAsia="Times New Roman" w:hAnsi="Arial" w:cs="Arial"/>
-                <w:b/>
-                <w:color w:val="000000"/>
-                <w:sz w:val="15"/>
-                <w:szCs w:val="15"/>
-              </w:rPr>
-              <w:t>custom.SumaTextoTotal</w:t>
-            </w:r>
-            <w:proofErr w:type="spellEnd"/>
-            <w:proofErr w:type="gramEnd"/>
-            <w:r>
-              <w:rPr>
-                <w:rFonts w:ascii="Arial" w:eastAsia="Times New Roman" w:hAnsi="Arial" w:cs="Arial"/>
-                <w:b/>
-                <w:color w:val="000000"/>
-                <w:sz w:val="15"/>
-                <w:szCs w:val="15"/>
-              </w:rPr>
-              <w:t>}, QUE CORRESPONDE AL LÍMITE 100% DE LA SUMA ANTICIPADA</w:t>
-            </w:r>
-          </w:p>
-        </w:tc>
-      </w:tr>
-      <w:tr>
-        <w:trPr>
-          <w:trHeight w:val="284"/>
-        </w:trPr>
-        <w:tc>
-          <w:tcPr>
-            <w:tcW w:w="2115" w:type="dxa"/>
-          </w:tcPr>
-          <w:p>
-            <w:pPr>
-              <w:widowControl w:val="0"/>
-              <w:tabs>
-                <w:tab w:val="left" w:pos="360"/>
-                <w:tab w:val="left" w:pos="720"/>
-                <w:tab w:val="left" w:pos="1080"/>
-                <w:tab w:val="left" w:pos="1440"/>
-                <w:tab w:val="left" w:pos="1800"/>
-                <w:tab w:val="left" w:pos="2160"/>
-              </w:tabs>
-              <w:autoSpaceDE w:val="0"/>
-              <w:autoSpaceDN w:val="0"/>
-              <w:adjustRightInd w:val="0"/>
-              <w:rPr>
-                <w:rFonts w:ascii="Arial" w:eastAsia="Times New Roman" w:hAnsi="Arial" w:cs="Arial"/>
-                <w:color w:val="000000"/>
-                <w:sz w:val="15"/>
-                <w:szCs w:val="15"/>
-              </w:rPr>
-            </w:pPr>
-            <w:r>
-              <w:rPr>
-                <w:rFonts w:ascii="Arial" w:eastAsia="Times New Roman" w:hAnsi="Arial" w:cs="Arial"/>
-                <w:color w:val="000000"/>
-                <w:sz w:val="15"/>
-                <w:szCs w:val="15"/>
-              </w:rPr>
-              <w:t>PARA GARANTIZAR:</w:t>
-            </w:r>
-          </w:p>
-        </w:tc>
-        <w:tc>
-          <w:tcPr>
-            <w:tcW w:w="7920" w:type="dxa"/>
-          </w:tcPr>
-          <w:p>
-            <w:pPr>
-              <w:widowControl w:val="0"/>
-              <w:tabs>
-                <w:tab w:val="left" w:pos="360"/>
-                <w:tab w:val="left" w:pos="720"/>
-                <w:tab w:val="left" w:pos="1080"/>
-                <w:tab w:val="left" w:pos="1440"/>
-                <w:tab w:val="left" w:pos="1800"/>
-                <w:tab w:val="left" w:pos="2160"/>
-                <w:tab w:val="left" w:pos="2520"/>
-                <w:tab w:val="left" w:pos="2880"/>
-                <w:tab w:val="left" w:pos="3240"/>
-                <w:tab w:val="left" w:pos="3600"/>
-                <w:tab w:val="left" w:pos="3960"/>
-                <w:tab w:val="left" w:pos="4320"/>
-                <w:tab w:val="left" w:pos="4680"/>
-                <w:tab w:val="left" w:pos="5040"/>
-                <w:tab w:val="left" w:pos="5400"/>
-                <w:tab w:val="left" w:pos="5760"/>
-                <w:tab w:val="left" w:pos="6120"/>
-                <w:tab w:val="left" w:pos="6480"/>
-                <w:tab w:val="left" w:pos="6840"/>
-                <w:tab w:val="left" w:pos="7200"/>
-                <w:tab w:val="left" w:pos="7560"/>
-                <w:tab w:val="left" w:pos="7920"/>
-                <w:tab w:val="left" w:pos="8280"/>
-              </w:tabs>
-              <w:autoSpaceDE w:val="0"/>
-              <w:autoSpaceDN w:val="0"/>
-              <w:adjustRightInd w:val="0"/>
-              <w:jc w:val="both"/>
-              <w:rPr>
-                <w:rFonts w:ascii="Arial" w:eastAsia="Times New Roman" w:hAnsi="Arial" w:cs="Arial"/>
-                <w:b/>
-                <w:color w:val="000000"/>
-                <w:sz w:val="15"/>
-                <w:szCs w:val="15"/>
-              </w:rPr>
-            </w:pPr>
-            <w:r>
-              <w:rPr>
-                <w:rFonts w:ascii="Arial" w:eastAsia="Times New Roman" w:hAnsi="Arial" w:cs="Arial"/>
-                <w:b/>
-                <w:color w:val="000000"/>
-                <w:sz w:val="15"/>
-                <w:szCs w:val="15"/>
-              </w:rPr>
-              <w:t>EL REINTEGRO DE LA SUMA DE {</w:t>
-            </w:r>
-            <w:proofErr w:type="spellStart"/>
-            <w:r>
-              <w:rPr>
-                <w:rFonts w:ascii="Arial" w:eastAsia="Times New Roman" w:hAnsi="Arial" w:cs="Arial"/>
-                <w:b/>
-                <w:color w:val="000000"/>
-                <w:sz w:val="15"/>
-                <w:szCs w:val="15"/>
-              </w:rPr>
-              <w:t>custom.MonedaMonto</w:t>
-            </w:r>
-            <w:proofErr w:type="spellEnd"/>
-            <w:r>
-              <w:rPr>
-                <w:rFonts w:ascii="Arial" w:eastAsia="Times New Roman" w:hAnsi="Arial" w:cs="Arial"/>
-                <w:b/>
-                <w:color w:val="000000"/>
-                <w:sz w:val="15"/>
-                <w:szCs w:val="15"/>
-              </w:rPr>
-              <w:t>} QUE CORRESPONDE AL 100% DE LA SUMA ENTREGADA  EN CONCEPTO DE ADELANTO A EL CONTRATISTA DE ACUERDO CON EL CONTRATO PRINCIPAL ARRIBA INDICADO.</w:t>
             </w:r>
           </w:p>
         </w:tc>
@@ -906,6 +907,170 @@
     </w:p>
     <w:p>
       <w:pPr>
+        <w:jc w:val="both"/>
+        <w:rPr>
+          <w:rFonts w:ascii="Arial" w:hAnsi="Arial" w:cs="Arial"/>
+          <w:b/>
+          <w:sz w:val="15"/>
+          <w:szCs w:val="15"/>
+        </w:rPr>
+      </w:pPr>
+      <w:r>
+        <w:rPr>
+          <w:rFonts w:ascii="Arial" w:eastAsia="Calibri" w:hAnsi="Arial" w:cs="Arial"/>
+          <w:sz w:val="15"/>
+          <w:szCs w:val="15"/>
+          <w:lang w:eastAsia="es-PA"/>
+        </w:rPr>
+        <w:t xml:space="preserve">Conste por medio del presente documento que LA FIADORA garantiza a ELCONTRATANTE el reintegro del importe de los pagos por adelantado que éste haya hecho a EL CONTRATISTA, con sujeción a las condiciones de EL CONTRATO, siempre que las sumas anticipadas a EL CONTRATISTA conforme al mencionado CONTRATO no sean usadas o destinadas en Ia ejecución del mismo, pero en todo caso la suma que reintegre LA FIADORA a EL CONTRATISTA no será mayor de </w:t>
+      </w:r>
+      <w:r>
+        <w:rPr>
+          <w:rFonts w:ascii="Arial" w:eastAsia="Calibri" w:hAnsi="Arial" w:cs="Arial"/>
+          <w:b/>
+          <w:bCs/>
+          <w:sz w:val="15"/>
+          <w:szCs w:val="15"/>
+          <w:lang w:eastAsia="es-PA"/>
+        </w:rPr>
+        <w:t>{custom.MonedaMonto}</w:t>
+      </w:r>
+      <w:r>
+        <w:rPr>
+          <w:rFonts w:ascii="Arial" w:eastAsia="Calibri" w:hAnsi="Arial" w:cs="Arial"/>
+          <w:b/>
+          <w:bCs/>
+          <w:sz w:val="15"/>
+          <w:szCs w:val="15"/>
+          <w:lang w:eastAsia="es-PA"/>
+        </w:rPr>
+        <w:t xml:space="preserve"> (</w:t>
+      </w:r>
+      <w:r>
+        <w:rPr>
+          <w:rFonts w:ascii="Arial" w:eastAsia="Calibri" w:hAnsi="Arial" w:cs="Arial"/>
+          <w:b/>
+          <w:bCs/>
+          <w:sz w:val="15"/>
+          <w:szCs w:val="15"/>
+          <w:lang w:eastAsia="es-PA"/>
+        </w:rPr>
+        <w:t>{custom.SumaLetras}</w:t>
+      </w:r>
+      <w:r>
+        <w:rPr>
+          <w:rFonts w:ascii="Arial" w:eastAsia="Calibri" w:hAnsi="Arial" w:cs="Arial"/>
+          <w:b/>
+          <w:bCs/>
+          <w:sz w:val="15"/>
+          <w:szCs w:val="15"/>
+          <w:lang w:eastAsia="es-PA"/>
+        </w:rPr>
+        <w:t>).</w:t>
+      </w:r>
+    </w:p>
+    <w:p>
+      <w:pPr>
+        <w:ind w:right="-18"/>
+        <w:jc w:val="both"/>
+        <w:rPr>
+          <w:rFonts w:ascii="Arial" w:hAnsi="Arial" w:cs="Arial"/>
+          <w:sz w:val="15"/>
+          <w:szCs w:val="15"/>
+          <w:lang w:val="es-MX"/>
+        </w:rPr>
+      </w:pPr>
+      <w:r>
+        <w:rPr>
+          <w:rFonts w:ascii="Arial" w:hAnsi="Arial" w:cs="Arial"/>
+          <w:sz w:val="15"/>
+          <w:szCs w:val="15"/>
+          <w:lang w:val="es-MX"/>
+        </w:rPr>
+        <w:t xml:space="preserve">La vigencia de esta fianza corresponde al período de ejecución de EL CONTRATO más un término de treinta (30) días posteriores al vencimiento del mismo, o sea el día </w:t>
+      </w:r>
+      <w:r>
+        <w:rPr>
+          <w:rFonts w:ascii="Arial" w:hAnsi="Arial" w:cs="Arial"/>
+          <w:b/>
+          <w:sz w:val="15"/>
+          <w:szCs w:val="15"/>
+          <w:lang w:val="es-MX"/>
+        </w:rPr>
+        <w:t>{custom.HastaTexto}</w:t>
+      </w:r>
+      <w:r>
+        <w:rPr>
+          <w:rFonts w:ascii="Arial" w:hAnsi="Arial" w:cs="Arial"/>
+          <w:sz w:val="15"/>
+          <w:szCs w:val="15"/>
+          <w:lang w:val="es-MX"/>
+        </w:rPr>
+        <w:t xml:space="preserve"> o cuando se haya efectuado el total reintegro a EL ACREEDOR de la suma anticipada, fecha o condición en que terminará toda responsabilidad de LA FIADORA para EL ACREEDOR por razón de la presente fianza.</w:t>
+      </w:r>
+    </w:p>
+    <w:p>
+      <w:pPr>
+        <w:jc w:val="both"/>
+        <w:rPr>
+          <w:rFonts w:ascii="Arial" w:hAnsi="Arial" w:cs="Arial"/>
+          <w:sz w:val="15"/>
+          <w:szCs w:val="15"/>
+          <w:lang w:val="es-MX"/>
+        </w:rPr>
+      </w:pPr>
+      <w:r>
+        <w:rPr>
+          <w:rFonts w:ascii="Arial" w:hAnsi="Arial" w:cs="Arial"/>
+          <w:sz w:val="15"/>
+          <w:szCs w:val="15"/>
+          <w:lang w:val="es-MX"/>
+        </w:rPr>
+        <w:t>EL CONTRATISTA queda obligado a destinar las sumas anticipadas en la ejecución de EL CONTRATO. En consecuencia, LA FIADORA podrá emplear una o más personas a su libre escogimiento para que con absoluta libertad pueda verificar el debido uso de los dineros anticipados.  También puede LA FIADORA convenir en forma expresa con EL CONTRATISTA cualquier sistema para verificación o control de las sumas anticipadas por EL CONTRATISTA.</w:t>
+      </w:r>
+    </w:p>
+    <w:p>
+      <w:pPr>
+        <w:jc w:val="both"/>
+        <w:rPr>
+          <w:rFonts w:ascii="Arial" w:hAnsi="Arial" w:cs="Arial"/>
+          <w:sz w:val="15"/>
+          <w:szCs w:val="15"/>
+          <w:lang w:val="es-MX"/>
+        </w:rPr>
+      </w:pPr>
+      <w:r>
+        <w:rPr>
+          <w:rFonts w:ascii="Arial" w:hAnsi="Arial" w:cs="Arial"/>
+          <w:sz w:val="15"/>
+          <w:szCs w:val="15"/>
+          <w:lang w:val="es-MX"/>
+        </w:rPr>
+        <w:t>LA FIADORA queda relevada de responsabilidad por razón de esta fianza si EL CONTRATANTE modificase la forma de pago establecida en EL CONTRATO sin notificación previa a LA FIADORA.</w:t>
+      </w:r>
+    </w:p>
+    <w:p>
+      <w:pPr>
+        <w:jc w:val="both"/>
+        <w:rPr>
+          <w:rFonts w:ascii="Arial" w:hAnsi="Arial" w:cs="Arial"/>
+          <w:sz w:val="15"/>
+          <w:szCs w:val="15"/>
+          <w:lang w:val="es-MX"/>
+        </w:rPr>
+      </w:pPr>
+      <w:r>
+        <w:rPr>
+          <w:rFonts w:ascii="Arial" w:hAnsi="Arial" w:cs="Arial"/>
+          <w:sz w:val="15"/>
+          <w:szCs w:val="15"/>
+          <w:lang w:val="es-MX"/>
+        </w:rPr>
+        <w:t>Toda reclamación con base en esta fianza deberá ser hecha por EL ACREEDOR a EL CONTRATISTA Y LA FIADORA.</w:t>
+      </w:r>
+    </w:p>
+    <w:p>
+      <w:pPr>
         <w:widowControl w:val="0"/>
         <w:tabs>
           <w:tab w:val="left" w:pos="360"/>
@@ -951,696 +1116,6 @@
           <w:szCs w:val="15"/>
         </w:rPr>
       </w:pPr>
-      <w:r>
-        <w:rPr>
-          <w:rFonts w:ascii="Arial" w:eastAsia="Times New Roman" w:hAnsi="Arial" w:cs="Arial"/>
-          <w:color w:val="000000"/>
-          <w:sz w:val="15"/>
-          <w:szCs w:val="15"/>
-        </w:rPr>
-        <w:t>Conste por medio del presente documento que la ASEGURADORA GLOBAL, S. A., en adelante denominada LA FIADORA, por este medio le garantiza a {</w:t>
-      </w:r>
-      <w:proofErr w:type="spellStart"/>
-      <w:r>
-        <w:rPr>
-          <w:rFonts w:ascii="Arial" w:eastAsia="Times New Roman" w:hAnsi="Arial" w:cs="Arial"/>
-          <w:color w:val="000000"/>
-          <w:sz w:val="15"/>
-          <w:szCs w:val="15"/>
-        </w:rPr>
-        <w:t>custom.AFavor</w:t>
-      </w:r>
-      <w:proofErr w:type="spellEnd"/>
-      <w:r>
-        <w:rPr>
-          <w:rFonts w:ascii="Arial" w:eastAsia="Times New Roman" w:hAnsi="Arial" w:cs="Arial"/>
-          <w:color w:val="000000"/>
-          <w:sz w:val="15"/>
-          <w:szCs w:val="15"/>
-        </w:rPr>
-        <w:t>},  conforme al contrato, contraídas para con la ENTIDAD en adelante denominado EL ACREEDOR, el reintegro del importe de los pagos por adelantado que éste haya hecho a EL CONTRATISTA, con sujeción a las condiciones del contrato principal celebrado entre éstos, para garantizar. , siempre que las sumas anticipadas a EL CONTRATISTA conforme al mencionado contrato no sean usadas o destinadas en la ejecución del mismo, pero en todo caso la suma que reintegre LA FIADORA a EL ACREEDOR no será mayor de {</w:t>
-      </w:r>
-      <w:proofErr w:type="spellStart"/>
-      <w:r>
-        <w:rPr>
-          <w:rFonts w:ascii="Arial" w:eastAsia="Times New Roman" w:hAnsi="Arial" w:cs="Arial"/>
-          <w:color w:val="000000"/>
-          <w:sz w:val="15"/>
-          <w:szCs w:val="15"/>
-        </w:rPr>
-        <w:t>custom.MonedaMonto</w:t>
-      </w:r>
-      <w:proofErr w:type="spellEnd"/>
-      <w:r>
-        <w:rPr>
-          <w:rFonts w:ascii="Arial" w:eastAsia="Times New Roman" w:hAnsi="Arial" w:cs="Arial"/>
-          <w:color w:val="000000"/>
-          <w:sz w:val="15"/>
-          <w:szCs w:val="15"/>
-        </w:rPr>
-        <w:t>} ({</w:t>
-      </w:r>
-      <w:proofErr w:type="spellStart"/>
-      <w:r>
-        <w:rPr>
-          <w:rFonts w:ascii="Arial" w:eastAsia="Times New Roman" w:hAnsi="Arial" w:cs="Arial"/>
-          <w:color w:val="000000"/>
-          <w:sz w:val="15"/>
-          <w:szCs w:val="15"/>
-        </w:rPr>
-        <w:t>custom.SumaLetras</w:t>
-      </w:r>
-      <w:proofErr w:type="spellEnd"/>
-      <w:r>
-        <w:rPr>
-          <w:rFonts w:ascii="Arial" w:eastAsia="Times New Roman" w:hAnsi="Arial" w:cs="Arial"/>
-          <w:color w:val="000000"/>
-          <w:sz w:val="15"/>
-          <w:szCs w:val="15"/>
-        </w:rPr>
-        <w:t>}).</w:t>
-      </w:r>
-    </w:p>
-    <w:p>
-      <w:pPr>
-        <w:widowControl w:val="0"/>
-        <w:tabs>
-          <w:tab w:val="left" w:pos="360"/>
-          <w:tab w:val="left" w:pos="720"/>
-          <w:tab w:val="left" w:pos="1080"/>
-          <w:tab w:val="left" w:pos="1440"/>
-          <w:tab w:val="left" w:pos="1800"/>
-          <w:tab w:val="left" w:pos="2160"/>
-          <w:tab w:val="left" w:pos="2520"/>
-          <w:tab w:val="left" w:pos="2880"/>
-          <w:tab w:val="left" w:pos="3240"/>
-          <w:tab w:val="left" w:pos="3600"/>
-          <w:tab w:val="left" w:pos="3960"/>
-          <w:tab w:val="left" w:pos="4320"/>
-          <w:tab w:val="left" w:pos="4680"/>
-          <w:tab w:val="left" w:pos="5040"/>
-          <w:tab w:val="left" w:pos="5400"/>
-          <w:tab w:val="left" w:pos="5760"/>
-          <w:tab w:val="left" w:pos="6120"/>
-          <w:tab w:val="left" w:pos="6480"/>
-          <w:tab w:val="left" w:pos="6840"/>
-          <w:tab w:val="left" w:pos="7200"/>
-          <w:tab w:val="left" w:pos="7560"/>
-          <w:tab w:val="left" w:pos="7920"/>
-          <w:tab w:val="left" w:pos="8280"/>
-          <w:tab w:val="left" w:pos="8640"/>
-          <w:tab w:val="left" w:pos="9000"/>
-          <w:tab w:val="left" w:pos="9360"/>
-          <w:tab w:val="left" w:pos="9720"/>
-          <w:tab w:val="left" w:pos="10080"/>
-          <w:tab w:val="left" w:pos="10440"/>
-          <w:tab w:val="left" w:pos="10800"/>
-        </w:tabs>
-        <w:autoSpaceDE w:val="0"/>
-        <w:autoSpaceDN w:val="0"/>
-        <w:adjustRightInd w:val="0"/>
-        <w:spacing w:after="0" w:line="240" w:lineRule="auto"/>
-        <w:jc w:val="both"/>
-        <w:rPr>
-          <w:rFonts w:ascii="Arial" w:eastAsia="Times New Roman" w:hAnsi="Arial" w:cs="Arial"/>
-          <w:color w:val="000000"/>
-          <w:sz w:val="15"/>
-          <w:szCs w:val="15"/>
-        </w:rPr>
-      </w:pPr>
-    </w:p>
-    <w:p>
-      <w:pPr>
-        <w:widowControl w:val="0"/>
-        <w:tabs>
-          <w:tab w:val="left" w:pos="360"/>
-          <w:tab w:val="left" w:pos="720"/>
-          <w:tab w:val="left" w:pos="1080"/>
-          <w:tab w:val="left" w:pos="1440"/>
-          <w:tab w:val="left" w:pos="1800"/>
-          <w:tab w:val="left" w:pos="2160"/>
-          <w:tab w:val="left" w:pos="2520"/>
-          <w:tab w:val="left" w:pos="2880"/>
-          <w:tab w:val="left" w:pos="3240"/>
-          <w:tab w:val="left" w:pos="3600"/>
-          <w:tab w:val="left" w:pos="3960"/>
-          <w:tab w:val="left" w:pos="4320"/>
-          <w:tab w:val="left" w:pos="4680"/>
-          <w:tab w:val="left" w:pos="5040"/>
-          <w:tab w:val="left" w:pos="5400"/>
-          <w:tab w:val="left" w:pos="5760"/>
-          <w:tab w:val="left" w:pos="6120"/>
-          <w:tab w:val="left" w:pos="6480"/>
-          <w:tab w:val="left" w:pos="6840"/>
-          <w:tab w:val="left" w:pos="7200"/>
-          <w:tab w:val="left" w:pos="7560"/>
-          <w:tab w:val="left" w:pos="7920"/>
-          <w:tab w:val="left" w:pos="8280"/>
-          <w:tab w:val="left" w:pos="8640"/>
-          <w:tab w:val="left" w:pos="9000"/>
-          <w:tab w:val="left" w:pos="9360"/>
-          <w:tab w:val="left" w:pos="9720"/>
-          <w:tab w:val="left" w:pos="10080"/>
-          <w:tab w:val="left" w:pos="10440"/>
-          <w:tab w:val="left" w:pos="10800"/>
-        </w:tabs>
-        <w:autoSpaceDE w:val="0"/>
-        <w:autoSpaceDN w:val="0"/>
-        <w:adjustRightInd w:val="0"/>
-        <w:spacing w:after="0" w:line="240" w:lineRule="auto"/>
-        <w:jc w:val="both"/>
-        <w:rPr>
-          <w:rFonts w:ascii="Arial" w:eastAsia="Times New Roman" w:hAnsi="Arial" w:cs="Arial"/>
-          <w:color w:val="000000"/>
-          <w:sz w:val="15"/>
-          <w:szCs w:val="15"/>
-        </w:rPr>
-      </w:pPr>
-      <w:r>
-        <w:rPr>
-          <w:rFonts w:ascii="Arial" w:eastAsia="Times New Roman" w:hAnsi="Arial" w:cs="Arial"/>
-          <w:color w:val="000000"/>
-          <w:sz w:val="15"/>
-          <w:szCs w:val="15"/>
-        </w:rPr>
-        <w:t>La vigencia de esta fianza corresponde al período de ejecución del contrato principal más un término de sesenta (60) días posteriores al vencimiento del mismo, o  cuando se haya efectuado el total reintegro a EL ACREEDOR de la suma anticipada, fecha o condición en que terminará toda responsabilidad de LA FIADORA para EL ACREEDOR por razón de la presente fianza.</w:t>
-      </w:r>
-    </w:p>
-    <w:p>
-      <w:pPr>
-        <w:widowControl w:val="0"/>
-        <w:tabs>
-          <w:tab w:val="left" w:pos="360"/>
-          <w:tab w:val="left" w:pos="720"/>
-          <w:tab w:val="left" w:pos="1080"/>
-          <w:tab w:val="left" w:pos="1440"/>
-          <w:tab w:val="left" w:pos="1800"/>
-          <w:tab w:val="left" w:pos="2160"/>
-          <w:tab w:val="left" w:pos="2520"/>
-          <w:tab w:val="left" w:pos="2880"/>
-          <w:tab w:val="left" w:pos="3240"/>
-          <w:tab w:val="left" w:pos="3600"/>
-          <w:tab w:val="left" w:pos="3960"/>
-          <w:tab w:val="left" w:pos="4320"/>
-          <w:tab w:val="left" w:pos="4680"/>
-          <w:tab w:val="left" w:pos="5040"/>
-          <w:tab w:val="left" w:pos="5400"/>
-          <w:tab w:val="left" w:pos="5760"/>
-          <w:tab w:val="left" w:pos="6120"/>
-          <w:tab w:val="left" w:pos="6480"/>
-          <w:tab w:val="left" w:pos="6840"/>
-          <w:tab w:val="left" w:pos="7200"/>
-          <w:tab w:val="left" w:pos="7560"/>
-          <w:tab w:val="left" w:pos="7920"/>
-          <w:tab w:val="left" w:pos="8280"/>
-          <w:tab w:val="left" w:pos="8640"/>
-          <w:tab w:val="left" w:pos="9000"/>
-          <w:tab w:val="left" w:pos="9360"/>
-          <w:tab w:val="left" w:pos="9720"/>
-          <w:tab w:val="left" w:pos="10080"/>
-          <w:tab w:val="left" w:pos="10440"/>
-          <w:tab w:val="left" w:pos="10800"/>
-        </w:tabs>
-        <w:autoSpaceDE w:val="0"/>
-        <w:autoSpaceDN w:val="0"/>
-        <w:adjustRightInd w:val="0"/>
-        <w:spacing w:after="0" w:line="240" w:lineRule="auto"/>
-        <w:jc w:val="both"/>
-        <w:rPr>
-          <w:rFonts w:ascii="Arial" w:eastAsia="Times New Roman" w:hAnsi="Arial" w:cs="Arial"/>
-          <w:color w:val="000000"/>
-          <w:sz w:val="15"/>
-          <w:szCs w:val="15"/>
-        </w:rPr>
-      </w:pPr>
-    </w:p>
-    <w:p>
-      <w:pPr>
-        <w:widowControl w:val="0"/>
-        <w:tabs>
-          <w:tab w:val="left" w:pos="360"/>
-          <w:tab w:val="left" w:pos="720"/>
-          <w:tab w:val="left" w:pos="1080"/>
-          <w:tab w:val="left" w:pos="1440"/>
-          <w:tab w:val="left" w:pos="1800"/>
-          <w:tab w:val="left" w:pos="2160"/>
-          <w:tab w:val="left" w:pos="2520"/>
-          <w:tab w:val="left" w:pos="2880"/>
-          <w:tab w:val="left" w:pos="3240"/>
-          <w:tab w:val="left" w:pos="3600"/>
-          <w:tab w:val="left" w:pos="3960"/>
-          <w:tab w:val="left" w:pos="4320"/>
-          <w:tab w:val="left" w:pos="4680"/>
-          <w:tab w:val="left" w:pos="5040"/>
-          <w:tab w:val="left" w:pos="5400"/>
-          <w:tab w:val="left" w:pos="5760"/>
-          <w:tab w:val="left" w:pos="6120"/>
-          <w:tab w:val="left" w:pos="6480"/>
-          <w:tab w:val="left" w:pos="6840"/>
-          <w:tab w:val="left" w:pos="7200"/>
-          <w:tab w:val="left" w:pos="7560"/>
-          <w:tab w:val="left" w:pos="7920"/>
-          <w:tab w:val="left" w:pos="8280"/>
-          <w:tab w:val="left" w:pos="8640"/>
-          <w:tab w:val="left" w:pos="9000"/>
-          <w:tab w:val="left" w:pos="9360"/>
-          <w:tab w:val="left" w:pos="9720"/>
-          <w:tab w:val="left" w:pos="10080"/>
-          <w:tab w:val="left" w:pos="10440"/>
-          <w:tab w:val="left" w:pos="10800"/>
-        </w:tabs>
-        <w:autoSpaceDE w:val="0"/>
-        <w:autoSpaceDN w:val="0"/>
-        <w:adjustRightInd w:val="0"/>
-        <w:spacing w:after="0" w:line="240" w:lineRule="auto"/>
-        <w:jc w:val="both"/>
-        <w:rPr>
-          <w:rFonts w:ascii="Arial" w:eastAsia="Times New Roman" w:hAnsi="Arial" w:cs="Arial"/>
-          <w:color w:val="000000"/>
-          <w:sz w:val="15"/>
-          <w:szCs w:val="15"/>
-        </w:rPr>
-      </w:pPr>
-      <w:r>
-        <w:rPr>
-          <w:rFonts w:ascii="Arial" w:eastAsia="Times New Roman" w:hAnsi="Arial" w:cs="Arial"/>
-          <w:color w:val="000000"/>
-          <w:sz w:val="15"/>
-          <w:szCs w:val="15"/>
-        </w:rPr>
-        <w:t>La vigencia de esta fianza corresponde al período de ejecución del contrato principal más un término de sesenta (60) días posteriores al vencimiento del mismo, o  cuando se haya efectuado el total reintegro a EL ACREEDOR de la suma anticipada, fecha o condición en que terminará toda responsabilidad de LA FIADORA para EL ACREEDOR por razón de la presente fianza.</w:t>
-      </w:r>
-    </w:p>
-    <w:p>
-      <w:pPr>
-        <w:widowControl w:val="0"/>
-        <w:tabs>
-          <w:tab w:val="left" w:pos="360"/>
-          <w:tab w:val="left" w:pos="720"/>
-          <w:tab w:val="left" w:pos="1080"/>
-          <w:tab w:val="left" w:pos="1440"/>
-          <w:tab w:val="left" w:pos="1800"/>
-          <w:tab w:val="left" w:pos="2160"/>
-          <w:tab w:val="left" w:pos="2520"/>
-          <w:tab w:val="left" w:pos="2880"/>
-          <w:tab w:val="left" w:pos="3240"/>
-          <w:tab w:val="left" w:pos="3600"/>
-          <w:tab w:val="left" w:pos="3960"/>
-          <w:tab w:val="left" w:pos="4320"/>
-          <w:tab w:val="left" w:pos="4680"/>
-          <w:tab w:val="left" w:pos="5040"/>
-          <w:tab w:val="left" w:pos="5400"/>
-          <w:tab w:val="left" w:pos="5760"/>
-          <w:tab w:val="left" w:pos="6120"/>
-          <w:tab w:val="left" w:pos="6480"/>
-          <w:tab w:val="left" w:pos="6840"/>
-          <w:tab w:val="left" w:pos="7200"/>
-          <w:tab w:val="left" w:pos="7560"/>
-          <w:tab w:val="left" w:pos="7920"/>
-          <w:tab w:val="left" w:pos="8280"/>
-          <w:tab w:val="left" w:pos="8640"/>
-          <w:tab w:val="left" w:pos="9000"/>
-          <w:tab w:val="left" w:pos="9360"/>
-          <w:tab w:val="left" w:pos="9720"/>
-          <w:tab w:val="left" w:pos="10080"/>
-          <w:tab w:val="left" w:pos="10440"/>
-          <w:tab w:val="left" w:pos="10800"/>
-        </w:tabs>
-        <w:autoSpaceDE w:val="0"/>
-        <w:autoSpaceDN w:val="0"/>
-        <w:adjustRightInd w:val="0"/>
-        <w:spacing w:after="0" w:line="240" w:lineRule="auto"/>
-        <w:jc w:val="both"/>
-        <w:rPr>
-          <w:rFonts w:ascii="Arial" w:eastAsia="Times New Roman" w:hAnsi="Arial" w:cs="Arial"/>
-          <w:color w:val="000000"/>
-          <w:sz w:val="15"/>
-          <w:szCs w:val="15"/>
-        </w:rPr>
-      </w:pPr>
-    </w:p>
-    <w:p>
-      <w:pPr>
-        <w:widowControl w:val="0"/>
-        <w:tabs>
-          <w:tab w:val="left" w:pos="360"/>
-          <w:tab w:val="left" w:pos="720"/>
-          <w:tab w:val="left" w:pos="1080"/>
-          <w:tab w:val="left" w:pos="1440"/>
-          <w:tab w:val="left" w:pos="1800"/>
-          <w:tab w:val="left" w:pos="2160"/>
-          <w:tab w:val="left" w:pos="2520"/>
-          <w:tab w:val="left" w:pos="2880"/>
-          <w:tab w:val="left" w:pos="3240"/>
-          <w:tab w:val="left" w:pos="3600"/>
-          <w:tab w:val="left" w:pos="3960"/>
-          <w:tab w:val="left" w:pos="4320"/>
-          <w:tab w:val="left" w:pos="4680"/>
-          <w:tab w:val="left" w:pos="5040"/>
-          <w:tab w:val="left" w:pos="5400"/>
-          <w:tab w:val="left" w:pos="5760"/>
-          <w:tab w:val="left" w:pos="6120"/>
-          <w:tab w:val="left" w:pos="6480"/>
-          <w:tab w:val="left" w:pos="6840"/>
-          <w:tab w:val="left" w:pos="7200"/>
-          <w:tab w:val="left" w:pos="7560"/>
-          <w:tab w:val="left" w:pos="7920"/>
-          <w:tab w:val="left" w:pos="8280"/>
-          <w:tab w:val="left" w:pos="8640"/>
-          <w:tab w:val="left" w:pos="9000"/>
-          <w:tab w:val="left" w:pos="9360"/>
-          <w:tab w:val="left" w:pos="9720"/>
-          <w:tab w:val="left" w:pos="10080"/>
-          <w:tab w:val="left" w:pos="10440"/>
-          <w:tab w:val="left" w:pos="10800"/>
-        </w:tabs>
-        <w:autoSpaceDE w:val="0"/>
-        <w:autoSpaceDN w:val="0"/>
-        <w:adjustRightInd w:val="0"/>
-        <w:spacing w:after="0" w:line="240" w:lineRule="auto"/>
-        <w:jc w:val="both"/>
-        <w:rPr>
-          <w:rFonts w:ascii="Arial" w:eastAsia="Times New Roman" w:hAnsi="Arial" w:cs="Arial"/>
-          <w:color w:val="000000"/>
-          <w:sz w:val="15"/>
-          <w:szCs w:val="15"/>
-        </w:rPr>
-      </w:pPr>
-      <w:r>
-        <w:rPr>
-          <w:rFonts w:ascii="Arial" w:eastAsia="Times New Roman" w:hAnsi="Arial" w:cs="Arial"/>
-          <w:color w:val="000000"/>
-          <w:sz w:val="15"/>
-          <w:szCs w:val="15"/>
-        </w:rPr>
-        <w:t>EL CONTRATISTA queda obligado a destinar las sumas anticipadas en la ejecución del contrato principal, en consecuencia, LA FIADORA podrá emplear una o más personas a su libre escogimiento para que con absoluta libertad pueda verificar el debido uso de los dineros anticipados.  También puede LA FIADORA convenir en forma expresa con EL CONTRATISTA cualquier sistema para verificación o control de las sumas anticipadas por EL ACREEDOR.</w:t>
-      </w:r>
-    </w:p>
-    <w:p>
-      <w:pPr>
-        <w:widowControl w:val="0"/>
-        <w:tabs>
-          <w:tab w:val="left" w:pos="360"/>
-          <w:tab w:val="left" w:pos="720"/>
-          <w:tab w:val="left" w:pos="1080"/>
-          <w:tab w:val="left" w:pos="1440"/>
-          <w:tab w:val="left" w:pos="1800"/>
-          <w:tab w:val="left" w:pos="2160"/>
-          <w:tab w:val="left" w:pos="2520"/>
-          <w:tab w:val="left" w:pos="2880"/>
-          <w:tab w:val="left" w:pos="3240"/>
-          <w:tab w:val="left" w:pos="3600"/>
-          <w:tab w:val="left" w:pos="3960"/>
-          <w:tab w:val="left" w:pos="4320"/>
-          <w:tab w:val="left" w:pos="4680"/>
-          <w:tab w:val="left" w:pos="5040"/>
-          <w:tab w:val="left" w:pos="5400"/>
-          <w:tab w:val="left" w:pos="5760"/>
-          <w:tab w:val="left" w:pos="6120"/>
-          <w:tab w:val="left" w:pos="6480"/>
-          <w:tab w:val="left" w:pos="6840"/>
-          <w:tab w:val="left" w:pos="7200"/>
-          <w:tab w:val="left" w:pos="7560"/>
-          <w:tab w:val="left" w:pos="7920"/>
-          <w:tab w:val="left" w:pos="8280"/>
-          <w:tab w:val="left" w:pos="8640"/>
-          <w:tab w:val="left" w:pos="9000"/>
-          <w:tab w:val="left" w:pos="9360"/>
-          <w:tab w:val="left" w:pos="9720"/>
-          <w:tab w:val="left" w:pos="10080"/>
-          <w:tab w:val="left" w:pos="10440"/>
-          <w:tab w:val="left" w:pos="10800"/>
-        </w:tabs>
-        <w:autoSpaceDE w:val="0"/>
-        <w:autoSpaceDN w:val="0"/>
-        <w:adjustRightInd w:val="0"/>
-        <w:spacing w:after="0" w:line="240" w:lineRule="auto"/>
-        <w:jc w:val="both"/>
-        <w:rPr>
-          <w:rFonts w:ascii="Arial" w:eastAsia="Times New Roman" w:hAnsi="Arial" w:cs="Arial"/>
-          <w:color w:val="000000"/>
-          <w:sz w:val="15"/>
-          <w:szCs w:val="15"/>
-        </w:rPr>
-      </w:pPr>
-    </w:p>
-    <w:p>
-      <w:pPr>
-        <w:widowControl w:val="0"/>
-        <w:tabs>
-          <w:tab w:val="left" w:pos="360"/>
-          <w:tab w:val="left" w:pos="720"/>
-          <w:tab w:val="left" w:pos="1080"/>
-          <w:tab w:val="left" w:pos="1440"/>
-          <w:tab w:val="left" w:pos="1800"/>
-          <w:tab w:val="left" w:pos="2160"/>
-          <w:tab w:val="left" w:pos="2520"/>
-          <w:tab w:val="left" w:pos="2880"/>
-          <w:tab w:val="left" w:pos="3240"/>
-          <w:tab w:val="left" w:pos="3600"/>
-          <w:tab w:val="left" w:pos="3960"/>
-          <w:tab w:val="left" w:pos="4320"/>
-          <w:tab w:val="left" w:pos="4680"/>
-          <w:tab w:val="left" w:pos="5040"/>
-          <w:tab w:val="left" w:pos="5400"/>
-          <w:tab w:val="left" w:pos="5760"/>
-          <w:tab w:val="left" w:pos="6120"/>
-          <w:tab w:val="left" w:pos="6480"/>
-          <w:tab w:val="left" w:pos="6840"/>
-          <w:tab w:val="left" w:pos="7200"/>
-          <w:tab w:val="left" w:pos="7560"/>
-          <w:tab w:val="left" w:pos="7920"/>
-          <w:tab w:val="left" w:pos="8280"/>
-          <w:tab w:val="left" w:pos="8640"/>
-          <w:tab w:val="left" w:pos="9000"/>
-          <w:tab w:val="left" w:pos="9360"/>
-          <w:tab w:val="left" w:pos="9720"/>
-          <w:tab w:val="left" w:pos="10080"/>
-          <w:tab w:val="left" w:pos="10440"/>
-          <w:tab w:val="left" w:pos="10800"/>
-        </w:tabs>
-        <w:autoSpaceDE w:val="0"/>
-        <w:autoSpaceDN w:val="0"/>
-        <w:adjustRightInd w:val="0"/>
-        <w:spacing w:after="0" w:line="240" w:lineRule="auto"/>
-        <w:jc w:val="both"/>
-        <w:rPr>
-          <w:rFonts w:ascii="Arial" w:eastAsia="Times New Roman" w:hAnsi="Arial" w:cs="Arial"/>
-          <w:color w:val="000000"/>
-          <w:sz w:val="15"/>
-          <w:szCs w:val="15"/>
-        </w:rPr>
-      </w:pPr>
-      <w:r>
-        <w:rPr>
-          <w:rFonts w:ascii="Arial" w:eastAsia="Times New Roman" w:hAnsi="Arial" w:cs="Arial"/>
-          <w:color w:val="000000"/>
-          <w:sz w:val="15"/>
-          <w:szCs w:val="15"/>
-        </w:rPr>
-        <w:t>LA FIADORA queda relevada de responsabilidad por razón de esta fianza si EL ACREEDOR modificase la forma de pago establecida en el contrato principal sin consentimiento previo y expreso de LA FIADORA.</w:t>
-      </w:r>
-    </w:p>
-    <w:p>
-      <w:pPr>
-        <w:widowControl w:val="0"/>
-        <w:tabs>
-          <w:tab w:val="left" w:pos="360"/>
-          <w:tab w:val="left" w:pos="720"/>
-          <w:tab w:val="left" w:pos="1080"/>
-          <w:tab w:val="left" w:pos="1440"/>
-          <w:tab w:val="left" w:pos="1800"/>
-          <w:tab w:val="left" w:pos="2160"/>
-          <w:tab w:val="left" w:pos="2520"/>
-          <w:tab w:val="left" w:pos="2880"/>
-          <w:tab w:val="left" w:pos="3240"/>
-          <w:tab w:val="left" w:pos="3600"/>
-          <w:tab w:val="left" w:pos="3960"/>
-          <w:tab w:val="left" w:pos="4320"/>
-          <w:tab w:val="left" w:pos="4680"/>
-          <w:tab w:val="left" w:pos="5040"/>
-          <w:tab w:val="left" w:pos="5400"/>
-          <w:tab w:val="left" w:pos="5760"/>
-          <w:tab w:val="left" w:pos="6120"/>
-          <w:tab w:val="left" w:pos="6480"/>
-          <w:tab w:val="left" w:pos="6840"/>
-          <w:tab w:val="left" w:pos="7200"/>
-          <w:tab w:val="left" w:pos="7560"/>
-          <w:tab w:val="left" w:pos="7920"/>
-          <w:tab w:val="left" w:pos="8280"/>
-          <w:tab w:val="left" w:pos="8640"/>
-          <w:tab w:val="left" w:pos="9000"/>
-          <w:tab w:val="left" w:pos="9360"/>
-          <w:tab w:val="left" w:pos="9720"/>
-          <w:tab w:val="left" w:pos="10080"/>
-          <w:tab w:val="left" w:pos="10440"/>
-          <w:tab w:val="left" w:pos="10800"/>
-        </w:tabs>
-        <w:autoSpaceDE w:val="0"/>
-        <w:autoSpaceDN w:val="0"/>
-        <w:adjustRightInd w:val="0"/>
-        <w:spacing w:after="0" w:line="240" w:lineRule="auto"/>
-        <w:jc w:val="both"/>
-        <w:rPr>
-          <w:rFonts w:ascii="Arial" w:eastAsia="Times New Roman" w:hAnsi="Arial" w:cs="Arial"/>
-          <w:color w:val="000000"/>
-          <w:sz w:val="15"/>
-          <w:szCs w:val="15"/>
-        </w:rPr>
-      </w:pPr>
-    </w:p>
-    <w:p>
-      <w:pPr>
-        <w:widowControl w:val="0"/>
-        <w:tabs>
-          <w:tab w:val="left" w:pos="360"/>
-          <w:tab w:val="left" w:pos="720"/>
-          <w:tab w:val="left" w:pos="1080"/>
-          <w:tab w:val="left" w:pos="1440"/>
-          <w:tab w:val="left" w:pos="1800"/>
-          <w:tab w:val="left" w:pos="2160"/>
-          <w:tab w:val="left" w:pos="2520"/>
-          <w:tab w:val="left" w:pos="2880"/>
-          <w:tab w:val="left" w:pos="3240"/>
-          <w:tab w:val="left" w:pos="3600"/>
-          <w:tab w:val="left" w:pos="3960"/>
-          <w:tab w:val="left" w:pos="4320"/>
-          <w:tab w:val="left" w:pos="4680"/>
-          <w:tab w:val="left" w:pos="5040"/>
-          <w:tab w:val="left" w:pos="5400"/>
-          <w:tab w:val="left" w:pos="5760"/>
-          <w:tab w:val="left" w:pos="6120"/>
-          <w:tab w:val="left" w:pos="6480"/>
-          <w:tab w:val="left" w:pos="6840"/>
-          <w:tab w:val="left" w:pos="7200"/>
-          <w:tab w:val="left" w:pos="7560"/>
-          <w:tab w:val="left" w:pos="7920"/>
-          <w:tab w:val="left" w:pos="8280"/>
-          <w:tab w:val="left" w:pos="8640"/>
-          <w:tab w:val="left" w:pos="9000"/>
-          <w:tab w:val="left" w:pos="9360"/>
-          <w:tab w:val="left" w:pos="9720"/>
-          <w:tab w:val="left" w:pos="10080"/>
-          <w:tab w:val="left" w:pos="10440"/>
-          <w:tab w:val="left" w:pos="10800"/>
-        </w:tabs>
-        <w:autoSpaceDE w:val="0"/>
-        <w:autoSpaceDN w:val="0"/>
-        <w:adjustRightInd w:val="0"/>
-        <w:spacing w:after="0" w:line="240" w:lineRule="auto"/>
-        <w:jc w:val="both"/>
-        <w:rPr>
-          <w:rFonts w:ascii="Arial" w:eastAsia="Times New Roman" w:hAnsi="Arial" w:cs="Arial"/>
-          <w:color w:val="000000"/>
-          <w:sz w:val="15"/>
-          <w:szCs w:val="15"/>
-        </w:rPr>
-      </w:pPr>
-      <w:r>
-        <w:rPr>
-          <w:rFonts w:ascii="Arial" w:eastAsia="Times New Roman" w:hAnsi="Arial" w:cs="Arial"/>
-          <w:color w:val="000000"/>
-          <w:sz w:val="15"/>
-          <w:szCs w:val="15"/>
-        </w:rPr>
-        <w:t>Toda reclamación con base en esta fianza deberá ser hecha por EL ACREEDOR a LA FIADORA.</w:t>
-      </w:r>
-    </w:p>
-    <w:p>
-      <w:pPr>
-        <w:widowControl w:val="0"/>
-        <w:tabs>
-          <w:tab w:val="left" w:pos="360"/>
-          <w:tab w:val="left" w:pos="720"/>
-          <w:tab w:val="left" w:pos="1080"/>
-          <w:tab w:val="left" w:pos="1440"/>
-          <w:tab w:val="left" w:pos="1800"/>
-          <w:tab w:val="left" w:pos="2160"/>
-          <w:tab w:val="left" w:pos="2520"/>
-          <w:tab w:val="left" w:pos="2880"/>
-          <w:tab w:val="left" w:pos="3240"/>
-          <w:tab w:val="left" w:pos="3600"/>
-          <w:tab w:val="left" w:pos="3960"/>
-          <w:tab w:val="left" w:pos="4320"/>
-          <w:tab w:val="left" w:pos="4680"/>
-          <w:tab w:val="left" w:pos="5040"/>
-          <w:tab w:val="left" w:pos="5400"/>
-          <w:tab w:val="left" w:pos="5760"/>
-          <w:tab w:val="left" w:pos="6120"/>
-          <w:tab w:val="left" w:pos="6480"/>
-          <w:tab w:val="left" w:pos="6840"/>
-          <w:tab w:val="left" w:pos="7200"/>
-          <w:tab w:val="left" w:pos="7560"/>
-          <w:tab w:val="left" w:pos="7920"/>
-          <w:tab w:val="left" w:pos="8280"/>
-          <w:tab w:val="left" w:pos="8640"/>
-          <w:tab w:val="left" w:pos="9000"/>
-          <w:tab w:val="left" w:pos="9360"/>
-          <w:tab w:val="left" w:pos="9720"/>
-          <w:tab w:val="left" w:pos="10080"/>
-          <w:tab w:val="left" w:pos="10440"/>
-          <w:tab w:val="left" w:pos="10800"/>
-        </w:tabs>
-        <w:autoSpaceDE w:val="0"/>
-        <w:autoSpaceDN w:val="0"/>
-        <w:adjustRightInd w:val="0"/>
-        <w:spacing w:after="0" w:line="240" w:lineRule="auto"/>
-        <w:jc w:val="both"/>
-        <w:rPr>
-          <w:rFonts w:ascii="Arial" w:eastAsia="Times New Roman" w:hAnsi="Arial" w:cs="Arial"/>
-          <w:color w:val="000000"/>
-          <w:sz w:val="15"/>
-          <w:szCs w:val="15"/>
-        </w:rPr>
-      </w:pPr>
-    </w:p>
-    <w:p>
-      <w:pPr>
-        <w:widowControl w:val="0"/>
-        <w:tabs>
-          <w:tab w:val="left" w:pos="360"/>
-          <w:tab w:val="left" w:pos="720"/>
-          <w:tab w:val="left" w:pos="1080"/>
-          <w:tab w:val="left" w:pos="1440"/>
-          <w:tab w:val="left" w:pos="1800"/>
-          <w:tab w:val="left" w:pos="2160"/>
-          <w:tab w:val="left" w:pos="2520"/>
-          <w:tab w:val="left" w:pos="2880"/>
-          <w:tab w:val="left" w:pos="3240"/>
-          <w:tab w:val="left" w:pos="3600"/>
-          <w:tab w:val="left" w:pos="3960"/>
-          <w:tab w:val="left" w:pos="4320"/>
-          <w:tab w:val="left" w:pos="4680"/>
-          <w:tab w:val="left" w:pos="5040"/>
-          <w:tab w:val="left" w:pos="5400"/>
-          <w:tab w:val="left" w:pos="5760"/>
-          <w:tab w:val="left" w:pos="6120"/>
-          <w:tab w:val="left" w:pos="6480"/>
-          <w:tab w:val="left" w:pos="6840"/>
-          <w:tab w:val="left" w:pos="7200"/>
-          <w:tab w:val="left" w:pos="7560"/>
-          <w:tab w:val="left" w:pos="7920"/>
-          <w:tab w:val="left" w:pos="8280"/>
-          <w:tab w:val="left" w:pos="8640"/>
-          <w:tab w:val="left" w:pos="9000"/>
-          <w:tab w:val="left" w:pos="9360"/>
-          <w:tab w:val="left" w:pos="9720"/>
-          <w:tab w:val="left" w:pos="10080"/>
-          <w:tab w:val="left" w:pos="10440"/>
-          <w:tab w:val="left" w:pos="10800"/>
-        </w:tabs>
-        <w:autoSpaceDE w:val="0"/>
-        <w:autoSpaceDN w:val="0"/>
-        <w:adjustRightInd w:val="0"/>
-        <w:spacing w:after="0" w:line="240" w:lineRule="auto"/>
-        <w:jc w:val="both"/>
-        <w:rPr>
-          <w:rFonts w:ascii="Arial" w:eastAsia="Times New Roman" w:hAnsi="Arial" w:cs="Arial"/>
-          <w:color w:val="000000"/>
-          <w:sz w:val="15"/>
-          <w:szCs w:val="15"/>
-        </w:rPr>
-      </w:pPr>
     </w:p>
     <w:p>
       <w:pPr>
@@ -1695,27 +1170,7 @@
           <w:sz w:val="15"/>
           <w:szCs w:val="15"/>
         </w:rPr>
-        <w:t>EN FE DE LO CUAL, se suscribe este Contrato en la ciudad de Panamá, República de Panamá, {</w:t>
-      </w:r>
-      <w:proofErr w:type="spellStart"/>
-      <w:r>
-        <w:rPr>
-          <w:rFonts w:ascii="Arial" w:eastAsia="Times New Roman" w:hAnsi="Arial" w:cs="Arial"/>
-          <w:color w:val="000000"/>
-          <w:sz w:val="15"/>
-          <w:szCs w:val="15"/>
-        </w:rPr>
-        <w:t>custom.FechaActualTextoMin</w:t>
-      </w:r>
-      <w:proofErr w:type="spellEnd"/>
-      <w:r>
-        <w:rPr>
-          <w:rFonts w:ascii="Arial" w:eastAsia="Times New Roman" w:hAnsi="Arial" w:cs="Arial"/>
-          <w:color w:val="000000"/>
-          <w:sz w:val="15"/>
-          <w:szCs w:val="15"/>
-        </w:rPr>
-        <w:t>}.</w:t>
+        <w:t>EN FE DE LO CUAL, se suscribe este Contrato en la ciudad de Panamá, República de Panamá, {custom.FechaActualTextoMin}.</w:t>
       </w:r>
     </w:p>
     <w:p>
@@ -1882,6 +1337,15 @@
               </w:rPr>
               <w:t>ASEGURADORA GLOBAL</w:t>
             </w:r>
+            <w:r>
+              <w:rPr>
+                <w:b/>
+                <w:bCs/>
+                <w:sz w:val="15"/>
+                <w:szCs w:val="15"/>
+              </w:rPr>
+              <w:t>, S.A</w:t>
+            </w:r>
           </w:p>
         </w:tc>
         <w:tc>
@@ -1943,27 +1407,7 @@
                 <w:sz w:val="15"/>
                 <w:szCs w:val="15"/>
               </w:rPr>
-              <w:t>{</w:t>
-            </w:r>
-            <w:proofErr w:type="spellStart"/>
-            <w:r>
-              <w:rPr>
-                <w:b/>
-                <w:bCs/>
-                <w:sz w:val="15"/>
-                <w:szCs w:val="15"/>
-              </w:rPr>
-              <w:t>custom.Tenedor</w:t>
-            </w:r>
-            <w:proofErr w:type="spellEnd"/>
-            <w:r>
-              <w:rPr>
-                <w:b/>
-                <w:bCs/>
-                <w:sz w:val="15"/>
-                <w:szCs w:val="15"/>
-              </w:rPr>
-              <w:t>}</w:t>
+              <w:t>{custom.Tenedor}</w:t>
             </w:r>
           </w:p>
         </w:tc>
@@ -1978,6 +1422,7 @@
           </w:tcPr>
           <w:p>
             <w:pPr>
+              <w:jc w:val="center"/>
               <w:rPr>
                 <w:b/>
                 <w:bCs/>
@@ -1992,26 +1437,7 @@
                 <w:sz w:val="15"/>
                 <w:szCs w:val="15"/>
               </w:rPr>
-              <w:t>Nombre:</w:t>
-            </w:r>
-          </w:p>
-          <w:p>
-            <w:pPr>
-              <w:rPr>
-                <w:b/>
-                <w:bCs/>
-                <w:sz w:val="15"/>
-                <w:szCs w:val="15"/>
-              </w:rPr>
-            </w:pPr>
-            <w:r>
-              <w:rPr>
-                <w:b/>
-                <w:bCs/>
-                <w:sz w:val="15"/>
-                <w:szCs w:val="15"/>
-              </w:rPr>
-              <w:t>Título:</w:t>
+              <w:t>Firma Autorizada</w:t>
             </w:r>
           </w:p>
         </w:tc>
@@ -2047,6 +1473,15 @@
                 <w:szCs w:val="15"/>
               </w:rPr>
             </w:pPr>
+            <w:r>
+              <w:rPr>
+                <w:b/>
+                <w:bCs/>
+                <w:sz w:val="15"/>
+                <w:szCs w:val="15"/>
+              </w:rPr>
+              <w:t>Firma Autorizada</w:t>
+            </w:r>
           </w:p>
         </w:tc>
       </w:tr>
@@ -2285,236 +1720,6 @@
           <w:szCs w:val="15"/>
         </w:rPr>
       </w:pPr>
-    </w:p>
-    <w:p>
-      <w:pPr>
-        <w:widowControl w:val="0"/>
-        <w:tabs>
-          <w:tab w:val="left" w:pos="360"/>
-          <w:tab w:val="left" w:pos="720"/>
-          <w:tab w:val="left" w:pos="1080"/>
-          <w:tab w:val="left" w:pos="1440"/>
-          <w:tab w:val="left" w:pos="1800"/>
-          <w:tab w:val="left" w:pos="2160"/>
-          <w:tab w:val="left" w:pos="2520"/>
-          <w:tab w:val="left" w:pos="2880"/>
-          <w:tab w:val="left" w:pos="3240"/>
-          <w:tab w:val="left" w:pos="3600"/>
-          <w:tab w:val="left" w:pos="3960"/>
-          <w:tab w:val="left" w:pos="4320"/>
-          <w:tab w:val="left" w:pos="4680"/>
-          <w:tab w:val="left" w:pos="5040"/>
-          <w:tab w:val="left" w:pos="5400"/>
-          <w:tab w:val="left" w:pos="5760"/>
-          <w:tab w:val="left" w:pos="6120"/>
-          <w:tab w:val="left" w:pos="6480"/>
-          <w:tab w:val="left" w:pos="6840"/>
-          <w:tab w:val="left" w:pos="7200"/>
-          <w:tab w:val="left" w:pos="7560"/>
-          <w:tab w:val="left" w:pos="7920"/>
-          <w:tab w:val="left" w:pos="8280"/>
-          <w:tab w:val="left" w:pos="8640"/>
-          <w:tab w:val="left" w:pos="9000"/>
-          <w:tab w:val="left" w:pos="9360"/>
-          <w:tab w:val="left" w:pos="9720"/>
-          <w:tab w:val="left" w:pos="10080"/>
-          <w:tab w:val="left" w:pos="10440"/>
-          <w:tab w:val="left" w:pos="10800"/>
-        </w:tabs>
-        <w:autoSpaceDE w:val="0"/>
-        <w:autoSpaceDN w:val="0"/>
-        <w:adjustRightInd w:val="0"/>
-        <w:spacing w:after="0" w:line="240" w:lineRule="auto"/>
-        <w:rPr>
-          <w:rFonts w:ascii="Arial" w:eastAsia="Times New Roman" w:hAnsi="Arial" w:cs="Arial"/>
-          <w:color w:val="000000"/>
-          <w:sz w:val="15"/>
-          <w:szCs w:val="15"/>
-        </w:rPr>
-      </w:pPr>
-    </w:p>
-    <w:p>
-      <w:pPr>
-        <w:widowControl w:val="0"/>
-        <w:tabs>
-          <w:tab w:val="left" w:pos="360"/>
-          <w:tab w:val="left" w:pos="720"/>
-          <w:tab w:val="left" w:pos="1080"/>
-          <w:tab w:val="left" w:pos="1440"/>
-          <w:tab w:val="left" w:pos="1800"/>
-          <w:tab w:val="left" w:pos="2160"/>
-          <w:tab w:val="left" w:pos="2520"/>
-          <w:tab w:val="left" w:pos="2880"/>
-          <w:tab w:val="left" w:pos="3240"/>
-          <w:tab w:val="left" w:pos="3600"/>
-          <w:tab w:val="left" w:pos="3960"/>
-          <w:tab w:val="left" w:pos="4320"/>
-          <w:tab w:val="left" w:pos="4680"/>
-          <w:tab w:val="left" w:pos="5040"/>
-          <w:tab w:val="left" w:pos="5400"/>
-          <w:tab w:val="left" w:pos="5760"/>
-          <w:tab w:val="left" w:pos="6120"/>
-          <w:tab w:val="left" w:pos="6480"/>
-          <w:tab w:val="left" w:pos="6840"/>
-          <w:tab w:val="left" w:pos="7200"/>
-          <w:tab w:val="left" w:pos="7560"/>
-          <w:tab w:val="left" w:pos="7920"/>
-          <w:tab w:val="left" w:pos="8280"/>
-          <w:tab w:val="left" w:pos="8640"/>
-          <w:tab w:val="left" w:pos="9000"/>
-          <w:tab w:val="left" w:pos="9360"/>
-          <w:tab w:val="left" w:pos="9720"/>
-          <w:tab w:val="left" w:pos="10080"/>
-          <w:tab w:val="left" w:pos="10440"/>
-          <w:tab w:val="left" w:pos="10800"/>
-        </w:tabs>
-        <w:autoSpaceDE w:val="0"/>
-        <w:autoSpaceDN w:val="0"/>
-        <w:adjustRightInd w:val="0"/>
-        <w:spacing w:after="0" w:line="240" w:lineRule="auto"/>
-        <w:rPr>
-          <w:rFonts w:ascii="Arial" w:eastAsia="Times New Roman" w:hAnsi="Arial" w:cs="Arial"/>
-          <w:color w:val="000000"/>
-          <w:sz w:val="15"/>
-          <w:szCs w:val="15"/>
-        </w:rPr>
-      </w:pPr>
-    </w:p>
-    <w:p>
-      <w:pPr>
-        <w:widowControl w:val="0"/>
-        <w:tabs>
-          <w:tab w:val="left" w:pos="360"/>
-          <w:tab w:val="left" w:pos="720"/>
-          <w:tab w:val="left" w:pos="1080"/>
-          <w:tab w:val="left" w:pos="1440"/>
-          <w:tab w:val="left" w:pos="1800"/>
-          <w:tab w:val="left" w:pos="2160"/>
-          <w:tab w:val="left" w:pos="2520"/>
-          <w:tab w:val="left" w:pos="2880"/>
-          <w:tab w:val="left" w:pos="3240"/>
-          <w:tab w:val="left" w:pos="3600"/>
-          <w:tab w:val="left" w:pos="3960"/>
-          <w:tab w:val="left" w:pos="4320"/>
-          <w:tab w:val="left" w:pos="4680"/>
-          <w:tab w:val="left" w:pos="5040"/>
-          <w:tab w:val="left" w:pos="5400"/>
-          <w:tab w:val="left" w:pos="5760"/>
-          <w:tab w:val="left" w:pos="6120"/>
-          <w:tab w:val="left" w:pos="6480"/>
-          <w:tab w:val="left" w:pos="6840"/>
-          <w:tab w:val="left" w:pos="7200"/>
-          <w:tab w:val="left" w:pos="7560"/>
-          <w:tab w:val="left" w:pos="7920"/>
-          <w:tab w:val="left" w:pos="8280"/>
-          <w:tab w:val="left" w:pos="8640"/>
-          <w:tab w:val="left" w:pos="9000"/>
-          <w:tab w:val="left" w:pos="9360"/>
-          <w:tab w:val="left" w:pos="9720"/>
-          <w:tab w:val="left" w:pos="10080"/>
-          <w:tab w:val="left" w:pos="10440"/>
-          <w:tab w:val="left" w:pos="10800"/>
-          <w:tab w:val="left" w:pos="11160"/>
-        </w:tabs>
-        <w:autoSpaceDE w:val="0"/>
-        <w:autoSpaceDN w:val="0"/>
-        <w:adjustRightInd w:val="0"/>
-        <w:spacing w:after="0" w:line="240" w:lineRule="auto"/>
-        <w:jc w:val="center"/>
-        <w:rPr>
-          <w:rFonts w:ascii="Arial" w:eastAsia="Times New Roman" w:hAnsi="Arial" w:cs="Arial"/>
-          <w:color w:val="000000"/>
-          <w:sz w:val="15"/>
-          <w:szCs w:val="15"/>
-        </w:rPr>
-      </w:pPr>
-      <w:r>
-        <w:rPr>
-          <w:rFonts w:ascii="Arial" w:eastAsia="Times New Roman" w:hAnsi="Arial" w:cs="Arial"/>
-          <w:color w:val="000000"/>
-          <w:sz w:val="15"/>
-          <w:szCs w:val="15"/>
-        </w:rPr>
-        <w:t xml:space="preserve">Texto de Fianzas </w:t>
-      </w:r>
-      <w:proofErr w:type="gramStart"/>
-      <w:r>
-        <w:rPr>
-          <w:rFonts w:ascii="Arial" w:eastAsia="Times New Roman" w:hAnsi="Arial" w:cs="Arial"/>
-          <w:color w:val="000000"/>
-          <w:sz w:val="15"/>
-          <w:szCs w:val="15"/>
-        </w:rPr>
-        <w:t>de acuerdo a</w:t>
-      </w:r>
-      <w:proofErr w:type="gramEnd"/>
-      <w:r>
-        <w:rPr>
-          <w:rFonts w:ascii="Arial" w:eastAsia="Times New Roman" w:hAnsi="Arial" w:cs="Arial"/>
-          <w:color w:val="000000"/>
-          <w:sz w:val="15"/>
-          <w:szCs w:val="15"/>
-        </w:rPr>
-        <w:t xml:space="preserve"> modelo establecido por la Cámara de Comercio Internacional, </w:t>
-      </w:r>
-    </w:p>
-    <w:p>
-      <w:pPr>
-        <w:widowControl w:val="0"/>
-        <w:tabs>
-          <w:tab w:val="left" w:pos="360"/>
-          <w:tab w:val="left" w:pos="720"/>
-          <w:tab w:val="left" w:pos="1080"/>
-          <w:tab w:val="left" w:pos="1440"/>
-          <w:tab w:val="left" w:pos="1800"/>
-          <w:tab w:val="left" w:pos="2160"/>
-          <w:tab w:val="left" w:pos="2520"/>
-          <w:tab w:val="left" w:pos="2880"/>
-          <w:tab w:val="left" w:pos="3240"/>
-          <w:tab w:val="left" w:pos="3600"/>
-          <w:tab w:val="left" w:pos="3960"/>
-          <w:tab w:val="left" w:pos="4320"/>
-          <w:tab w:val="left" w:pos="4680"/>
-          <w:tab w:val="left" w:pos="5040"/>
-          <w:tab w:val="left" w:pos="5400"/>
-          <w:tab w:val="left" w:pos="5760"/>
-          <w:tab w:val="left" w:pos="6120"/>
-          <w:tab w:val="left" w:pos="6480"/>
-          <w:tab w:val="left" w:pos="6840"/>
-          <w:tab w:val="left" w:pos="7200"/>
-          <w:tab w:val="left" w:pos="7560"/>
-          <w:tab w:val="left" w:pos="7920"/>
-          <w:tab w:val="left" w:pos="8280"/>
-          <w:tab w:val="left" w:pos="8640"/>
-          <w:tab w:val="left" w:pos="9000"/>
-          <w:tab w:val="left" w:pos="9360"/>
-          <w:tab w:val="left" w:pos="9720"/>
-          <w:tab w:val="left" w:pos="10080"/>
-          <w:tab w:val="left" w:pos="10440"/>
-          <w:tab w:val="left" w:pos="10800"/>
-          <w:tab w:val="left" w:pos="11160"/>
-        </w:tabs>
-        <w:autoSpaceDE w:val="0"/>
-        <w:autoSpaceDN w:val="0"/>
-        <w:adjustRightInd w:val="0"/>
-        <w:spacing w:after="0" w:line="240" w:lineRule="auto"/>
-        <w:jc w:val="center"/>
-        <w:rPr>
-          <w:rFonts w:ascii="Arial" w:eastAsia="Times New Roman" w:hAnsi="Arial" w:cs="Arial"/>
-          <w:color w:val="000000"/>
-          <w:sz w:val="15"/>
-          <w:szCs w:val="15"/>
-        </w:rPr>
-      </w:pPr>
-      <w:r>
-        <w:rPr>
-          <w:rFonts w:ascii="Arial" w:eastAsia="Times New Roman" w:hAnsi="Arial" w:cs="Arial"/>
-          <w:color w:val="000000"/>
-          <w:sz w:val="15"/>
-          <w:szCs w:val="15"/>
-        </w:rPr>
-        <w:t>y aprobado por la Superintendencia de Seguros y Reaseguros de Panamá</w:t>
-      </w:r>
     </w:p>
     <w:p>
       <w:pPr>
